--- a/lessons/6-5/homework.docx
+++ b/lessons/6-5/homework.docx
@@ -106,7 +106,55 @@
     </w:p>
     <w:p>
       <w:pPr>
-        <w:spacing w:after="60"/>
+        <w:keepNext/>
+        <w:spacing w:after="20" w:before="80"/>
+        <w:jc w:val="center"/>
+      </w:pPr>
+      <w:r>
+        <w:drawing>
+          <wp:inline distT="0" distB="0" distL="0" distR="0">
+            <wp:extent cx="1047750" cy="790575"/>
+            <wp:effectExtent t="0" r="0" b="0" l="0"/>
+            <wp:docPr id="1" name="" descr="" title=""/>
+            <wp:cNvGraphicFramePr>
+              <a:graphicFrameLocks xmlns:a="http://schemas.openxmlformats.org/drawingml/2006/main" noChangeAspect="1"/>
+            </wp:cNvGraphicFramePr>
+            <a:graphic xmlns:a="http://schemas.openxmlformats.org/drawingml/2006/main">
+              <a:graphicData uri="http://schemas.openxmlformats.org/drawingml/2006/picture">
+                <pic:pic xmlns:pic="http://schemas.openxmlformats.org/drawingml/2006/picture">
+                  <pic:nvPicPr>
+                    <pic:cNvPr id="0" name="" descr=""/>
+                    <pic:cNvPicPr>
+                      <a:picLocks noChangeAspect="1" noChangeArrowheads="1"/>
+                    </pic:cNvPicPr>
+                  </pic:nvPicPr>
+                  <pic:blipFill>
+                    <a:blip r:embed="rId7" cstate="none"/>
+                    <a:srcRect/>
+                    <a:stretch>
+                      <a:fillRect/>
+                    </a:stretch>
+                  </pic:blipFill>
+                  <pic:spPr bwMode="auto">
+                    <a:xfrm>
+                      <a:off x="0" y="0"/>
+                      <a:ext cx="1047750" cy="790575"/>
+                    </a:xfrm>
+                    <a:prstGeom prst="rect">
+                      <a:avLst/>
+                    </a:prstGeom>
+                  </pic:spPr>
+                </pic:pic>
+              </a:graphicData>
+            </a:graphic>
+          </wp:inline>
+        </w:drawing>
+      </w:r>
+    </w:p>
+    <w:p>
+      <w:pPr>
+        <w:keepNext/>
+        <w:spacing w:after="120"/>
       </w:pPr>
       <w:r>
         <w:rPr>
@@ -116,12 +164,60 @@
         <w:t xml:space="preserve">Distributive Property (Propiedad distributiva)</w:t>
       </w:r>
       <w:r>
-        <w:t xml:space="preserve"> — Multiplying a number by a sum or difference: a(b + c) = ab + ac</w:t>
-      </w:r>
-    </w:p>
-    <w:p>
-      <w:pPr>
-        <w:spacing w:after="60"/>
+        <w:t xml:space="preserve"> — Multiplying a number by everything inside the parentheses: a(b + c) = ab + ac.</w:t>
+      </w:r>
+    </w:p>
+    <w:p>
+      <w:pPr>
+        <w:keepNext/>
+        <w:spacing w:after="20" w:before="80"/>
+        <w:jc w:val="center"/>
+      </w:pPr>
+      <w:r>
+        <w:drawing>
+          <wp:inline distT="0" distB="0" distL="0" distR="0">
+            <wp:extent cx="1047750" cy="790575"/>
+            <wp:effectExtent t="0" r="0" b="0" l="0"/>
+            <wp:docPr id="1" name="" descr="" title=""/>
+            <wp:cNvGraphicFramePr>
+              <a:graphicFrameLocks xmlns:a="http://schemas.openxmlformats.org/drawingml/2006/main" noChangeAspect="1"/>
+            </wp:cNvGraphicFramePr>
+            <a:graphic xmlns:a="http://schemas.openxmlformats.org/drawingml/2006/main">
+              <a:graphicData uri="http://schemas.openxmlformats.org/drawingml/2006/picture">
+                <pic:pic xmlns:pic="http://schemas.openxmlformats.org/drawingml/2006/picture">
+                  <pic:nvPicPr>
+                    <pic:cNvPr id="0" name="" descr=""/>
+                    <pic:cNvPicPr>
+                      <a:picLocks noChangeAspect="1" noChangeArrowheads="1"/>
+                    </pic:cNvPicPr>
+                  </pic:nvPicPr>
+                  <pic:blipFill>
+                    <a:blip r:embed="rId8" cstate="none"/>
+                    <a:srcRect/>
+                    <a:stretch>
+                      <a:fillRect/>
+                    </a:stretch>
+                  </pic:blipFill>
+                  <pic:spPr bwMode="auto">
+                    <a:xfrm>
+                      <a:off x="0" y="0"/>
+                      <a:ext cx="1047750" cy="790575"/>
+                    </a:xfrm>
+                    <a:prstGeom prst="rect">
+                      <a:avLst/>
+                    </a:prstGeom>
+                  </pic:spPr>
+                </pic:pic>
+              </a:graphicData>
+            </a:graphic>
+          </wp:inline>
+        </w:drawing>
+      </w:r>
+    </w:p>
+    <w:p>
+      <w:pPr>
+        <w:keepNext/>
+        <w:spacing w:after="120"/>
       </w:pPr>
       <w:r>
         <w:rPr>
@@ -131,12 +227,60 @@
         <w:t xml:space="preserve">Factor (Factor)</w:t>
       </w:r>
       <w:r>
-        <w:t xml:space="preserve"> — A number that is multiplied by another number</w:t>
-      </w:r>
-    </w:p>
-    <w:p>
-      <w:pPr>
-        <w:spacing w:after="60"/>
+        <w:t xml:space="preserve"> — A number that gets multiplied by another number.</w:t>
+      </w:r>
+    </w:p>
+    <w:p>
+      <w:pPr>
+        <w:keepNext/>
+        <w:spacing w:after="20" w:before="80"/>
+        <w:jc w:val="center"/>
+      </w:pPr>
+      <w:r>
+        <w:drawing>
+          <wp:inline distT="0" distB="0" distL="0" distR="0">
+            <wp:extent cx="1047750" cy="790575"/>
+            <wp:effectExtent t="0" r="0" b="0" l="0"/>
+            <wp:docPr id="1" name="" descr="" title=""/>
+            <wp:cNvGraphicFramePr>
+              <a:graphicFrameLocks xmlns:a="http://schemas.openxmlformats.org/drawingml/2006/main" noChangeAspect="1"/>
+            </wp:cNvGraphicFramePr>
+            <a:graphic xmlns:a="http://schemas.openxmlformats.org/drawingml/2006/main">
+              <a:graphicData uri="http://schemas.openxmlformats.org/drawingml/2006/picture">
+                <pic:pic xmlns:pic="http://schemas.openxmlformats.org/drawingml/2006/picture">
+                  <pic:nvPicPr>
+                    <pic:cNvPr id="0" name="" descr=""/>
+                    <pic:cNvPicPr>
+                      <a:picLocks noChangeAspect="1" noChangeArrowheads="1"/>
+                    </pic:cNvPicPr>
+                  </pic:nvPicPr>
+                  <pic:blipFill>
+                    <a:blip r:embed="rId7" cstate="none"/>
+                    <a:srcRect/>
+                    <a:stretch>
+                      <a:fillRect/>
+                    </a:stretch>
+                  </pic:blipFill>
+                  <pic:spPr bwMode="auto">
+                    <a:xfrm>
+                      <a:off x="0" y="0"/>
+                      <a:ext cx="1047750" cy="790575"/>
+                    </a:xfrm>
+                    <a:prstGeom prst="rect">
+                      <a:avLst/>
+                    </a:prstGeom>
+                  </pic:spPr>
+                </pic:pic>
+              </a:graphicData>
+            </a:graphic>
+          </wp:inline>
+        </w:drawing>
+      </w:r>
+    </w:p>
+    <w:p>
+      <w:pPr>
+        <w:keepNext/>
+        <w:spacing w:after="120"/>
       </w:pPr>
       <w:r>
         <w:rPr>
@@ -146,12 +290,60 @@
         <w:t xml:space="preserve">Expand (Desarrollar)</w:t>
       </w:r>
       <w:r>
-        <w:t xml:space="preserve"> — To rewrite an expression by applying the distributive property</w:t>
-      </w:r>
-    </w:p>
-    <w:p>
-      <w:pPr>
-        <w:spacing w:after="60"/>
+        <w:t xml:space="preserve"> — To multiply out the parentheses in an expression.</w:t>
+      </w:r>
+    </w:p>
+    <w:p>
+      <w:pPr>
+        <w:keepNext/>
+        <w:spacing w:after="20" w:before="80"/>
+        <w:jc w:val="center"/>
+      </w:pPr>
+      <w:r>
+        <w:drawing>
+          <wp:inline distT="0" distB="0" distL="0" distR="0">
+            <wp:extent cx="1047750" cy="790575"/>
+            <wp:effectExtent t="0" r="0" b="0" l="0"/>
+            <wp:docPr id="1" name="" descr="" title=""/>
+            <wp:cNvGraphicFramePr>
+              <a:graphicFrameLocks xmlns:a="http://schemas.openxmlformats.org/drawingml/2006/main" noChangeAspect="1"/>
+            </wp:cNvGraphicFramePr>
+            <a:graphic xmlns:a="http://schemas.openxmlformats.org/drawingml/2006/main">
+              <a:graphicData uri="http://schemas.openxmlformats.org/drawingml/2006/picture">
+                <pic:pic xmlns:pic="http://schemas.openxmlformats.org/drawingml/2006/picture">
+                  <pic:nvPicPr>
+                    <pic:cNvPr id="0" name="" descr=""/>
+                    <pic:cNvPicPr>
+                      <a:picLocks noChangeAspect="1" noChangeArrowheads="1"/>
+                    </pic:cNvPicPr>
+                  </pic:nvPicPr>
+                  <pic:blipFill>
+                    <a:blip r:embed="rId9" cstate="none"/>
+                    <a:srcRect/>
+                    <a:stretch>
+                      <a:fillRect/>
+                    </a:stretch>
+                  </pic:blipFill>
+                  <pic:spPr bwMode="auto">
+                    <a:xfrm>
+                      <a:off x="0" y="0"/>
+                      <a:ext cx="1047750" cy="790575"/>
+                    </a:xfrm>
+                    <a:prstGeom prst="rect">
+                      <a:avLst/>
+                    </a:prstGeom>
+                  </pic:spPr>
+                </pic:pic>
+              </a:graphicData>
+            </a:graphic>
+          </wp:inline>
+        </w:drawing>
+      </w:r>
+    </w:p>
+    <w:p>
+      <w:pPr>
+        <w:keepNext/>
+        <w:spacing w:after="120"/>
       </w:pPr>
       <w:r>
         <w:rPr>
@@ -161,12 +353,60 @@
         <w:t xml:space="preserve">Equivalent (Equivalente)</w:t>
       </w:r>
       <w:r>
-        <w:t xml:space="preserve"> — Expressions that have the same value for all values of the variable</w:t>
-      </w:r>
-    </w:p>
-    <w:p>
-      <w:pPr>
-        <w:spacing w:after="60"/>
+        <w:t xml:space="preserve"> — Expressions that always have the same value.</w:t>
+      </w:r>
+    </w:p>
+    <w:p>
+      <w:pPr>
+        <w:keepNext/>
+        <w:spacing w:after="20" w:before="80"/>
+        <w:jc w:val="center"/>
+      </w:pPr>
+      <w:r>
+        <w:drawing>
+          <wp:inline distT="0" distB="0" distL="0" distR="0">
+            <wp:extent cx="1047750" cy="790575"/>
+            <wp:effectExtent t="0" r="0" b="0" l="0"/>
+            <wp:docPr id="1" name="" descr="" title=""/>
+            <wp:cNvGraphicFramePr>
+              <a:graphicFrameLocks xmlns:a="http://schemas.openxmlformats.org/drawingml/2006/main" noChangeAspect="1"/>
+            </wp:cNvGraphicFramePr>
+            <a:graphic xmlns:a="http://schemas.openxmlformats.org/drawingml/2006/main">
+              <a:graphicData uri="http://schemas.openxmlformats.org/drawingml/2006/picture">
+                <pic:pic xmlns:pic="http://schemas.openxmlformats.org/drawingml/2006/picture">
+                  <pic:nvPicPr>
+                    <pic:cNvPr id="0" name="" descr=""/>
+                    <pic:cNvPicPr>
+                      <a:picLocks noChangeAspect="1" noChangeArrowheads="1"/>
+                    </pic:cNvPicPr>
+                  </pic:nvPicPr>
+                  <pic:blipFill>
+                    <a:blip r:embed="rId10" cstate="none"/>
+                    <a:srcRect/>
+                    <a:stretch>
+                      <a:fillRect/>
+                    </a:stretch>
+                  </pic:blipFill>
+                  <pic:spPr bwMode="auto">
+                    <a:xfrm>
+                      <a:off x="0" y="0"/>
+                      <a:ext cx="1047750" cy="790575"/>
+                    </a:xfrm>
+                    <a:prstGeom prst="rect">
+                      <a:avLst/>
+                    </a:prstGeom>
+                  </pic:spPr>
+                </pic:pic>
+              </a:graphicData>
+            </a:graphic>
+          </wp:inline>
+        </w:drawing>
+      </w:r>
+    </w:p>
+    <w:p>
+      <w:pPr>
+        <w:keepNext/>
+        <w:spacing w:after="120"/>
       </w:pPr>
       <w:r>
         <w:rPr>
@@ -176,12 +416,60 @@
         <w:t xml:space="preserve">Coefficient (Coeficiente)</w:t>
       </w:r>
       <w:r>
-        <w:t xml:space="preserve"> — The number multiplied by a variable</w:t>
-      </w:r>
-    </w:p>
-    <w:p>
-      <w:pPr>
-        <w:spacing w:after="60"/>
+        <w:t xml:space="preserve"> — The number in front of a letter, like the 3 in 3x.</w:t>
+      </w:r>
+    </w:p>
+    <w:p>
+      <w:pPr>
+        <w:keepNext/>
+        <w:spacing w:after="20" w:before="80"/>
+        <w:jc w:val="center"/>
+      </w:pPr>
+      <w:r>
+        <w:drawing>
+          <wp:inline distT="0" distB="0" distL="0" distR="0">
+            <wp:extent cx="1047750" cy="790575"/>
+            <wp:effectExtent t="0" r="0" b="0" l="0"/>
+            <wp:docPr id="1" name="" descr="" title=""/>
+            <wp:cNvGraphicFramePr>
+              <a:graphicFrameLocks xmlns:a="http://schemas.openxmlformats.org/drawingml/2006/main" noChangeAspect="1"/>
+            </wp:cNvGraphicFramePr>
+            <a:graphic xmlns:a="http://schemas.openxmlformats.org/drawingml/2006/main">
+              <a:graphicData uri="http://schemas.openxmlformats.org/drawingml/2006/picture">
+                <pic:pic xmlns:pic="http://schemas.openxmlformats.org/drawingml/2006/picture">
+                  <pic:nvPicPr>
+                    <pic:cNvPr id="0" name="" descr=""/>
+                    <pic:cNvPicPr>
+                      <a:picLocks noChangeAspect="1" noChangeArrowheads="1"/>
+                    </pic:cNvPicPr>
+                  </pic:nvPicPr>
+                  <pic:blipFill>
+                    <a:blip r:embed="rId11" cstate="none"/>
+                    <a:srcRect/>
+                    <a:stretch>
+                      <a:fillRect/>
+                    </a:stretch>
+                  </pic:blipFill>
+                  <pic:spPr bwMode="auto">
+                    <a:xfrm>
+                      <a:off x="0" y="0"/>
+                      <a:ext cx="1047750" cy="790575"/>
+                    </a:xfrm>
+                    <a:prstGeom prst="rect">
+                      <a:avLst/>
+                    </a:prstGeom>
+                  </pic:spPr>
+                </pic:pic>
+              </a:graphicData>
+            </a:graphic>
+          </wp:inline>
+        </w:drawing>
+      </w:r>
+    </w:p>
+    <w:p>
+      <w:pPr>
+        <w:keepNext/>
+        <w:spacing w:after="120"/>
       </w:pPr>
       <w:r>
         <w:rPr>
@@ -191,7 +479,7 @@
         <w:t xml:space="preserve">Like terms (Términos semejantes)</w:t>
       </w:r>
       <w:r>
-        <w:t xml:space="preserve"> — Terms with the same variable raised to the same power</w:t>
+        <w:t xml:space="preserve"> — Terms with the same letter, like 2x and 5x.</w:t>
       </w:r>
     </w:p>
     <w:p>

--- a/lessons/6-5/homework.docx
+++ b/lessons/6-5/homework.docx
@@ -24,7 +24,7 @@
           <w:i/>
           <w:iCs/>
         </w:rPr>
-        <w:t xml:space="preserve">Lesson 6-5  •  Standard 6.EE.3</w:t>
+        <w:t xml:space="preserve">Lesson 6-5  •  Standard 6.AT.7</w:t>
       </w:r>
     </w:p>
     <w:p>
@@ -1107,23 +1107,104 @@
           <w:b/>
           <w:bCs/>
         </w:rPr>
-        <w:t xml:space="preserve">6. Use the Distributive Property: 4(x + 3) = ?</w:t>
-      </w:r>
-    </w:p>
-    <w:p>
-      <w:pPr>
-        <w:spacing w:after="40" w:before="0"/>
-      </w:pPr>
-      <w:r>
-        <w:t xml:space="preserve">     A. 4x + 12</w:t>
-      </w:r>
-    </w:p>
-    <w:p>
-      <w:pPr>
-        <w:spacing w:after="40" w:before="0"/>
-      </w:pPr>
-      <w:r>
-        <w:t xml:space="preserve">     B. 4x + 3</w:t>
+        <w:t xml:space="preserve">6. onLevel — Spot the Common Mistake</w:t>
+      </w:r>
+    </w:p>
+    <w:p>
+      <w:pPr>
+        <w:spacing w:after="40" w:before="0"/>
+      </w:pPr>
+      <w:r>
+        <w:t xml:space="preserve">   Step 1 (Read): A student is working on The Distributive Property.</w:t>
+      </w:r>
+    </w:p>
+    <w:p>
+      <w:pPr>
+        <w:spacing w:after="40" w:before="0"/>
+      </w:pPr>
+      <w:r>
+        <w:t xml:space="preserve">   Step 2 (Attempt): They ignored the rule: The number outside the parentheses gets "shared" with every term inside.</w:t>
+      </w:r>
+    </w:p>
+    <w:p>
+      <w:pPr>
+        <w:spacing w:after="40" w:before="0"/>
+      </w:pPr>
+      <w:r>
+        <w:t xml:space="preserve">   Step 3 (Check): The answer does not match the math rule from class.</w:t>
+      </w:r>
+    </w:p>
+    <w:p>
+      <w:pPr>
+        <w:spacing w:after="60" w:before="0"/>
+      </w:pPr>
+      <w:r>
+        <w:rPr>
+          <w:i/>
+          <w:iCs/>
+        </w:rPr>
+        <w:t xml:space="preserve">Which step has the mistake? Explain and fix it:</w:t>
+      </w:r>
+    </w:p>
+    <w:p>
+      <w:pPr>
+        <w:spacing w:after="60" w:before="120"/>
+      </w:pPr>
+      <w:r>
+        <w:rPr>
+          <w:color w:val="BBBBBB"/>
+        </w:rPr>
+        <w:t xml:space="preserve">______________________________________________________________________</w:t>
+      </w:r>
+    </w:p>
+    <w:p>
+      <w:pPr>
+        <w:spacing w:after="60" w:before="120"/>
+      </w:pPr>
+      <w:r>
+        <w:rPr>
+          <w:color w:val="BBBBBB"/>
+        </w:rPr>
+        <w:t xml:space="preserve">______________________________________________________________________</w:t>
+      </w:r>
+    </w:p>
+    <w:p>
+      <w:pPr>
+        <w:spacing w:after="60" w:before="120"/>
+      </w:pPr>
+      <w:r>
+        <w:rPr>
+          <w:color w:val="BBBBBB"/>
+        </w:rPr>
+        <w:t xml:space="preserve">______________________________________________________________________</w:t>
+      </w:r>
+    </w:p>
+    <w:p>
+      <w:pPr>
+        <w:spacing w:after="80" w:before="0"/>
+      </w:pPr>
+      <w:r>
+        <w:rPr>
+          <w:b/>
+          <w:bCs/>
+        </w:rPr>
+        <w:t xml:space="preserve">7. Light Cue 1: Expand 3(x + 4) for the stage-light controller.</w:t>
+      </w:r>
+    </w:p>
+    <w:p>
+      <w:pPr>
+        <w:spacing w:after="40" w:before="0"/>
+      </w:pPr>
+      <w:r>
+        <w:t xml:space="preserve">     A. 3x + 12</w:t>
+      </w:r>
+    </w:p>
+    <w:p>
+      <w:pPr>
+        <w:spacing w:after="40" w:before="0"/>
+      </w:pPr>
+      <w:r>
+        <w:t xml:space="preserve">     B. 3x + 4</w:t>
       </w:r>
     </w:p>
     <w:p>
@@ -1139,7 +1220,7 @@
         <w:spacing w:after="40" w:before="0"/>
       </w:pPr>
       <w:r>
-        <w:t xml:space="preserve">     D. 4x + 7</w:t>
+        <w:t xml:space="preserve">     D. 3x + 7</w:t>
       </w:r>
     </w:p>
     <w:p>
@@ -1162,39 +1243,39 @@
           <w:b/>
           <w:bCs/>
         </w:rPr>
-        <w:t xml:space="preserve">7. Use the Distributive Property: 5(2x − 1) = ?</w:t>
-      </w:r>
-    </w:p>
-    <w:p>
-      <w:pPr>
-        <w:spacing w:after="40" w:before="0"/>
-      </w:pPr>
-      <w:r>
-        <w:t xml:space="preserve">     A. 10x − 5</w:t>
-      </w:r>
-    </w:p>
-    <w:p>
-      <w:pPr>
-        <w:spacing w:after="40" w:before="0"/>
-      </w:pPr>
-      <w:r>
-        <w:t xml:space="preserve">     B. 10x − 1</w:t>
-      </w:r>
-    </w:p>
-    <w:p>
-      <w:pPr>
-        <w:spacing w:after="40" w:before="0"/>
-      </w:pPr>
-      <w:r>
-        <w:t xml:space="preserve">     C. 7x − 5</w:t>
-      </w:r>
-    </w:p>
-    <w:p>
-      <w:pPr>
-        <w:spacing w:after="40" w:before="0"/>
-      </w:pPr>
-      <w:r>
-        <w:t xml:space="preserve">     D. 10x + 5</w:t>
+        <w:t xml:space="preserve">8. Light Cue 2: Expand 5(2 + n) to set two spotlight banks.</w:t>
+      </w:r>
+    </w:p>
+    <w:p>
+      <w:pPr>
+        <w:spacing w:after="40" w:before="0"/>
+      </w:pPr>
+      <w:r>
+        <w:t xml:space="preserve">     A. 10 + 5n</w:t>
+      </w:r>
+    </w:p>
+    <w:p>
+      <w:pPr>
+        <w:spacing w:after="40" w:before="0"/>
+      </w:pPr>
+      <w:r>
+        <w:t xml:space="preserve">     B. 10 + n</w:t>
+      </w:r>
+    </w:p>
+    <w:p>
+      <w:pPr>
+        <w:spacing w:after="40" w:before="0"/>
+      </w:pPr>
+      <w:r>
+        <w:t xml:space="preserve">     C. 7 + 5n</w:t>
+      </w:r>
+    </w:p>
+    <w:p>
+      <w:pPr>
+        <w:spacing w:after="40" w:before="0"/>
+      </w:pPr>
+      <w:r>
+        <w:t xml:space="preserve">     D. 10 + 5</w:t>
       </w:r>
     </w:p>
     <w:p>
@@ -1217,39 +1298,39 @@
           <w:b/>
           <w:bCs/>
         </w:rPr>
-        <w:t xml:space="preserve">8. Which expression is equal to 6x + 18 using a common factor?</w:t>
-      </w:r>
-    </w:p>
-    <w:p>
-      <w:pPr>
-        <w:spacing w:after="40" w:before="0"/>
-      </w:pPr>
-      <w:r>
-        <w:t xml:space="preserve">     A. 6(x + 3)</w:t>
-      </w:r>
-    </w:p>
-    <w:p>
-      <w:pPr>
-        <w:spacing w:after="40" w:before="0"/>
-      </w:pPr>
-      <w:r>
-        <w:t xml:space="preserve">     B. 6(x + 18)</w:t>
-      </w:r>
-    </w:p>
-    <w:p>
-      <w:pPr>
-        <w:spacing w:after="40" w:before="0"/>
-      </w:pPr>
-      <w:r>
-        <w:t xml:space="preserve">     C. x(6 + 18)</w:t>
-      </w:r>
-    </w:p>
-    <w:p>
-      <w:pPr>
-        <w:spacing w:after="40" w:before="0"/>
-      </w:pPr>
-      <w:r>
-        <w:t xml:space="preserve">     D. 6(x + 12)</w:t>
+        <w:t xml:space="preserve">9. Light Cue 3: Expand 4(a + 2) for the back-row beam.</w:t>
+      </w:r>
+    </w:p>
+    <w:p>
+      <w:pPr>
+        <w:spacing w:after="40" w:before="0"/>
+      </w:pPr>
+      <w:r>
+        <w:t xml:space="preserve">     A. 4a + 8</w:t>
+      </w:r>
+    </w:p>
+    <w:p>
+      <w:pPr>
+        <w:spacing w:after="40" w:before="0"/>
+      </w:pPr>
+      <w:r>
+        <w:t xml:space="preserve">     B. 4a + 2</w:t>
+      </w:r>
+    </w:p>
+    <w:p>
+      <w:pPr>
+        <w:spacing w:after="40" w:before="0"/>
+      </w:pPr>
+      <w:r>
+        <w:t xml:space="preserve">     C. a + 8</w:t>
+      </w:r>
+    </w:p>
+    <w:p>
+      <w:pPr>
+        <w:spacing w:after="40" w:before="0"/>
+      </w:pPr>
+      <w:r>
+        <w:t xml:space="preserve">     D. 4a + 6</w:t>
       </w:r>
     </w:p>
     <w:p>
@@ -1272,41 +1353,147 @@
           <w:b/>
           <w:bCs/>
         </w:rPr>
-        <w:t xml:space="preserve">9. Use the Distributive Property to compute 7 × 104.</w:t>
-      </w:r>
-    </w:p>
-    <w:p>
-      <w:pPr>
-        <w:spacing w:after="40" w:before="0"/>
-      </w:pPr>
-      <w:r>
-        <w:t xml:space="preserve">     A. 728</w:t>
-      </w:r>
-    </w:p>
-    <w:p>
-      <w:pPr>
-        <w:spacing w:after="40" w:before="0"/>
-      </w:pPr>
-      <w:r>
-        <w:t xml:space="preserve">     B. 700</w:t>
-      </w:r>
-    </w:p>
-    <w:p>
-      <w:pPr>
-        <w:spacing w:after="40" w:before="0"/>
-      </w:pPr>
-      <w:r>
-        <w:t xml:space="preserve">     C. 98</w:t>
-      </w:r>
-    </w:p>
-    <w:p>
-      <w:pPr>
-        <w:spacing w:after="40" w:before="0"/>
-      </w:pPr>
-      <w:r>
-        <w:t xml:space="preserve">     D. 742</w:t>
-      </w:r>
-    </w:p>
+        <w:t xml:space="preserve">10. Match each a(b + c) light cue to its ab + ac expanded form.</w:t>
+      </w:r>
+    </w:p>
+    <w:tbl>
+      <w:tblPr>
+        <w:tblW w:type="pct" w:w="100%"/>
+        <w:tblBorders>
+          <w:top w:val="single" w:color="auto" w:sz="4"/>
+          <w:left w:val="single" w:color="auto" w:sz="4"/>
+          <w:bottom w:val="single" w:color="auto" w:sz="4"/>
+          <w:right w:val="single" w:color="auto" w:sz="4"/>
+          <w:insideH w:val="single" w:color="auto" w:sz="4"/>
+          <w:insideV w:val="single" w:color="auto" w:sz="4"/>
+        </w:tblBorders>
+      </w:tblPr>
+      <w:tblGrid>
+        <w:gridCol w:w="100"/>
+        <w:gridCol w:w="100"/>
+      </w:tblGrid>
+      <w:tr>
+        <w:trPr>
+          <w:tblHeader/>
+        </w:trPr>
+        <w:tc>
+          <w:tcPr>
+            <w:tcW w:type="pct" w:w="50%"/>
+          </w:tcPr>
+          <w:p>
+            <w:r>
+              <w:rPr>
+                <w:b/>
+                <w:bCs/>
+              </w:rPr>
+              <w:t xml:space="preserve">Item</w:t>
+            </w:r>
+          </w:p>
+        </w:tc>
+        <w:tc>
+          <w:tcPr>
+            <w:tcW w:type="pct" w:w="50%"/>
+          </w:tcPr>
+          <w:p>
+            <w:r>
+              <w:rPr>
+                <w:b/>
+                <w:bCs/>
+              </w:rPr>
+              <w:t xml:space="preserve">Answer choices</w:t>
+            </w:r>
+          </w:p>
+        </w:tc>
+      </w:tr>
+      <w:tr>
+        <w:tc>
+          <w:tcPr>
+            <w:tcW w:type="pct" w:w="50%"/>
+          </w:tcPr>
+          <w:p>
+            <w:r>
+              <w:t xml:space="preserve">____  2(b + c)</w:t>
+            </w:r>
+          </w:p>
+        </w:tc>
+        <w:tc>
+          <w:tcPr>
+            <w:tcW w:type="pct" w:w="50%"/>
+          </w:tcPr>
+          <w:p>
+            <w:r>
+              <w:t xml:space="preserve">D. 5p + 5</w:t>
+            </w:r>
+          </w:p>
+        </w:tc>
+      </w:tr>
+      <w:tr>
+        <w:tc>
+          <w:tcPr>
+            <w:tcW w:type="pct" w:w="50%"/>
+          </w:tcPr>
+          <w:p>
+            <w:r>
+              <w:t xml:space="preserve">____  6(x + 2)</w:t>
+            </w:r>
+          </w:p>
+        </w:tc>
+        <w:tc>
+          <w:tcPr>
+            <w:tcW w:type="pct" w:w="50%"/>
+          </w:tcPr>
+          <w:p>
+            <w:r>
+              <w:t xml:space="preserve">C. 3m + 15</w:t>
+            </w:r>
+          </w:p>
+        </w:tc>
+      </w:tr>
+      <w:tr>
+        <w:tc>
+          <w:tcPr>
+            <w:tcW w:type="pct" w:w="50%"/>
+          </w:tcPr>
+          <w:p>
+            <w:r>
+              <w:t xml:space="preserve">____  3(m + 5)</w:t>
+            </w:r>
+          </w:p>
+        </w:tc>
+        <w:tc>
+          <w:tcPr>
+            <w:tcW w:type="pct" w:w="50%"/>
+          </w:tcPr>
+          <w:p>
+            <w:r>
+              <w:t xml:space="preserve">B. 6x + 12</w:t>
+            </w:r>
+          </w:p>
+        </w:tc>
+      </w:tr>
+      <w:tr>
+        <w:tc>
+          <w:tcPr>
+            <w:tcW w:type="pct" w:w="50%"/>
+          </w:tcPr>
+          <w:p>
+            <w:r>
+              <w:t xml:space="preserve">____  5(p + 1)</w:t>
+            </w:r>
+          </w:p>
+        </w:tc>
+        <w:tc>
+          <w:tcPr>
+            <w:tcW w:type="pct" w:w="50%"/>
+          </w:tcPr>
+          <w:p>
+            <w:r>
+              <w:t xml:space="preserve">A. 2b + 2c</w:t>
+            </w:r>
+          </w:p>
+        </w:tc>
+      </w:tr>
+    </w:tbl>
     <w:p>
       <w:pPr>
         <w:spacing w:after="60" w:before="120"/>
@@ -1350,10 +1537,22 @@
     </w:p>
     <w:p>
       <w:pPr>
+        <w:spacing w:after="20" w:before="0"/>
+      </w:pPr>
+      <w:r>
+        <w:t xml:space="preserve">     6(n + 3) = 6 × n + 6 × 3 = 6n + 18.</w:t>
+      </w:r>
+    </w:p>
+    <w:p>
+      <w:pPr>
         <w:spacing w:after="80" w:before="0"/>
       </w:pPr>
       <w:r>
-        <w:t xml:space="preserve">     6(n + 3) = 6 × n + 6 × 3 = 6n + 18.</w:t>
+        <w:rPr>
+          <w:i/>
+          <w:iCs/>
+        </w:rPr>
+        <w:t xml:space="preserve">     Watch for: A common mistake in The Distributive Property is skipping the key idea: "The number outside the parentheses gets "shared" with every term inside." — always check your work against this rule before you submit.</w:t>
       </w:r>
     </w:p>
     <w:p>
@@ -1370,10 +1569,22 @@
     </w:p>
     <w:p>
       <w:pPr>
+        <w:spacing w:after="20" w:before="0"/>
+      </w:pPr>
+      <w:r>
+        <w:t xml:space="preserve">     4(5 − 2) = 4 × 5 − 4 × 2 = 20 − 8 = 12.</w:t>
+      </w:r>
+    </w:p>
+    <w:p>
+      <w:pPr>
         <w:spacing w:after="80" w:before="0"/>
       </w:pPr>
       <w:r>
-        <w:t xml:space="preserve">     4(5 − 2) = 4 × 5 − 4 × 2 = 20 − 8 = 12.</w:t>
+        <w:rPr>
+          <w:i/>
+          <w:iCs/>
+        </w:rPr>
+        <w:t xml:space="preserve">     Watch for: A common mistake in The Distributive Property is skipping the key idea: "The number outside the parentheses gets "shared" with every term inside." — always check your work against this rule before you submit.</w:t>
       </w:r>
     </w:p>
     <w:p>
@@ -1573,7 +1784,43 @@
           <w:b/>
           <w:bCs/>
         </w:rPr>
-        <w:t xml:space="preserve">6. A. 4x + 12</w:t>
+        <w:t xml:space="preserve">6. onLevel — Spot the Common Mistake</w:t>
+      </w:r>
+    </w:p>
+    <w:p>
+      <w:pPr>
+        <w:spacing w:after="20" w:before="0"/>
+      </w:pPr>
+      <w:r>
+        <w:t xml:space="preserve">     The mistake is in Step 2.</w:t>
+      </w:r>
+    </w:p>
+    <w:p>
+      <w:pPr>
+        <w:spacing w:after="20" w:before="0"/>
+      </w:pPr>
+      <w:r>
+        <w:t xml:space="preserve">     Correct work: Follow the key idea: The number outside the parentheses gets "shared" with every term inside.</w:t>
+      </w:r>
+    </w:p>
+    <w:p>
+      <w:pPr>
+        <w:spacing w:after="40" w:before="0"/>
+      </w:pPr>
+      <w:r>
+        <w:rPr>
+          <w:b/>
+          <w:bCs/>
+        </w:rPr>
+        <w:t xml:space="preserve">7. A. 3x + 12</w:t>
+      </w:r>
+    </w:p>
+    <w:p>
+      <w:pPr>
+        <w:spacing w:after="20" w:before="0"/>
+      </w:pPr>
+      <w:r>
+        <w:t xml:space="preserve">     Distribute the 3 to each term: 3 × x + 3 × 4 = 3x + 12.</w:t>
       </w:r>
     </w:p>
     <w:p>
@@ -1581,19 +1828,31 @@
         <w:spacing w:after="80" w:before="0"/>
       </w:pPr>
       <w:r>
-        <w:t xml:space="preserve">     4 × x + 4 × 3 = 4x + 12.</w:t>
-      </w:r>
-    </w:p>
-    <w:p>
-      <w:pPr>
-        <w:spacing w:after="40" w:before="0"/>
-      </w:pPr>
-      <w:r>
-        <w:rPr>
-          <w:b/>
-          <w:bCs/>
-        </w:rPr>
-        <w:t xml:space="preserve">7. A. 10x − 5</w:t>
+        <w:rPr>
+          <w:i/>
+          <w:iCs/>
+        </w:rPr>
+        <w:t xml:space="preserve">     Watch for: A common mistake in The Distributive Property is skipping the key idea: "The number outside the parentheses gets "shared" with every term inside." — always check your work against this rule before you submit.</w:t>
+      </w:r>
+    </w:p>
+    <w:p>
+      <w:pPr>
+        <w:spacing w:after="40" w:before="0"/>
+      </w:pPr>
+      <w:r>
+        <w:rPr>
+          <w:b/>
+          <w:bCs/>
+        </w:rPr>
+        <w:t xml:space="preserve">8. A. 10 + 5n</w:t>
+      </w:r>
+    </w:p>
+    <w:p>
+      <w:pPr>
+        <w:spacing w:after="20" w:before="0"/>
+      </w:pPr>
+      <w:r>
+        <w:t xml:space="preserve">     Distribute the 5 to each term: 5 × 2 + 5 × n = 10 + 5n.</w:t>
       </w:r>
     </w:p>
     <w:p>
@@ -1601,19 +1860,31 @@
         <w:spacing w:after="80" w:before="0"/>
       </w:pPr>
       <w:r>
-        <w:t xml:space="preserve">     5 × 2x − 5 × 1 = 10x − 5.</w:t>
-      </w:r>
-    </w:p>
-    <w:p>
-      <w:pPr>
-        <w:spacing w:after="40" w:before="0"/>
-      </w:pPr>
-      <w:r>
-        <w:rPr>
-          <w:b/>
-          <w:bCs/>
-        </w:rPr>
-        <w:t xml:space="preserve">8. A. 6(x + 3)</w:t>
+        <w:rPr>
+          <w:i/>
+          <w:iCs/>
+        </w:rPr>
+        <w:t xml:space="preserve">     Watch for: A common mistake in The Distributive Property is skipping the key idea: "The number outside the parentheses gets "shared" with every term inside." — always check your work against this rule before you submit.</w:t>
+      </w:r>
+    </w:p>
+    <w:p>
+      <w:pPr>
+        <w:spacing w:after="40" w:before="0"/>
+      </w:pPr>
+      <w:r>
+        <w:rPr>
+          <w:b/>
+          <w:bCs/>
+        </w:rPr>
+        <w:t xml:space="preserve">9. A. 4a + 8</w:t>
+      </w:r>
+    </w:p>
+    <w:p>
+      <w:pPr>
+        <w:spacing w:after="20" w:before="0"/>
+      </w:pPr>
+      <w:r>
+        <w:t xml:space="preserve">     Distribute the 4 to each term: 4 × a + 4 × 2 = 4a + 8.</w:t>
       </w:r>
     </w:p>
     <w:p>
@@ -1621,27 +1892,63 @@
         <w:spacing w:after="80" w:before="0"/>
       </w:pPr>
       <w:r>
-        <w:t xml:space="preserve">     The GCF of 6x and 18 is 6: 6(x + 3).</w:t>
-      </w:r>
-    </w:p>
-    <w:p>
-      <w:pPr>
-        <w:spacing w:after="40" w:before="0"/>
-      </w:pPr>
-      <w:r>
-        <w:rPr>
-          <w:b/>
-          <w:bCs/>
-        </w:rPr>
-        <w:t xml:space="preserve">9. A. 728</w:t>
-      </w:r>
-    </w:p>
-    <w:p>
-      <w:pPr>
-        <w:spacing w:after="80" w:before="0"/>
-      </w:pPr>
-      <w:r>
-        <w:t xml:space="preserve">     7 × 104 = 7 × 100 + 7 × 4 = 700 + 28 = 728.</w:t>
+        <w:rPr>
+          <w:i/>
+          <w:iCs/>
+        </w:rPr>
+        <w:t xml:space="preserve">     Watch for: A common mistake in The Distributive Property is skipping the key idea: "The number outside the parentheses gets "shared" with every term inside." — always check your work against this rule before you submit.</w:t>
+      </w:r>
+    </w:p>
+    <w:p>
+      <w:pPr>
+        <w:spacing w:after="40" w:before="0"/>
+      </w:pPr>
+      <w:r>
+        <w:rPr>
+          <w:b/>
+          <w:bCs/>
+        </w:rPr>
+        <w:t xml:space="preserve">10. Matches:</w:t>
+      </w:r>
+    </w:p>
+    <w:p>
+      <w:pPr>
+        <w:spacing w:after="20" w:before="0"/>
+      </w:pPr>
+      <w:r>
+        <w:t xml:space="preserve">     2(b + c) → 2b + 2c</w:t>
+      </w:r>
+    </w:p>
+    <w:p>
+      <w:pPr>
+        <w:spacing w:after="20" w:before="0"/>
+      </w:pPr>
+      <w:r>
+        <w:t xml:space="preserve">     6(x + 2) → 6x + 12</w:t>
+      </w:r>
+    </w:p>
+    <w:p>
+      <w:pPr>
+        <w:spacing w:after="20" w:before="0"/>
+      </w:pPr>
+      <w:r>
+        <w:t xml:space="preserve">     3(m + 5) → 3m + 15</w:t>
+      </w:r>
+    </w:p>
+    <w:p>
+      <w:pPr>
+        <w:spacing w:after="20" w:before="0"/>
+      </w:pPr>
+      <w:r>
+        <w:t xml:space="preserve">     5(p + 1) → 5p + 5</w:t>
+      </w:r>
+    </w:p>
+    <w:p>
+      <w:pPr>
+        <w:spacing w:after="40" w:before="0"/>
+      </w:pPr>
+      <w:r>
+        <w:t xml:space="preserve"/>
       </w:r>
     </w:p>
     <w:sectPr>

--- a/lessons/6-5/homework.docx
+++ b/lessons/6-5/homework.docx
@@ -1115,23 +1115,23 @@
         <w:spacing w:after="40" w:before="0"/>
       </w:pPr>
       <w:r>
-        <w:t xml:space="preserve">   Step 1 (Read): A student is working on The Distributive Property.</w:t>
-      </w:r>
-    </w:p>
-    <w:p>
-      <w:pPr>
-        <w:spacing w:after="40" w:before="0"/>
-      </w:pPr>
-      <w:r>
-        <w:t xml:space="preserve">   Step 2 (Attempt): They ignored the rule: The number outside the parentheses gets "shared" with every term inside.</w:t>
-      </w:r>
-    </w:p>
-    <w:p>
-      <w:pPr>
-        <w:spacing w:after="40" w:before="0"/>
-      </w:pPr>
-      <w:r>
-        <w:t xml:space="preserve">   Step 3 (Check): The answer does not match the math rule from class.</w:t>
+        <w:t xml:space="preserve">   Step 1 (Expression): 5(3x + 2)</w:t>
+      </w:r>
+    </w:p>
+    <w:p>
+      <w:pPr>
+        <w:spacing w:after="40" w:before="0"/>
+      </w:pPr>
+      <w:r>
+        <w:t xml:space="preserve">   Step 2 (Distribute): 5 × 3x + 2</w:t>
+      </w:r>
+    </w:p>
+    <w:p>
+      <w:pPr>
+        <w:spacing w:after="40" w:before="0"/>
+      </w:pPr>
+      <w:r>
+        <w:t xml:space="preserve">   Step 3 (Simplify): 15x + 2</w:t>
       </w:r>
     </w:p>
     <w:p>
@@ -1552,7 +1552,7 @@
           <w:i/>
           <w:iCs/>
         </w:rPr>
-        <w:t xml:space="preserve">     Watch for: A common mistake in The Distributive Property is skipping the key idea: "The number outside the parentheses gets "shared" with every term inside." — always check your work against this rule before you submit.</w:t>
+        <w:t xml:space="preserve">     Watch for: The most common mistake in The Distributive Property is multiplying the outside factor by only the FIRST term inside the parentheses and forgetting the second — for example, writing 3(x + 4) = 3x + 4 instead of 3x + 12. Before you submit, check: did the outside number reach BOTH terms inside the parentheses?</w:t>
       </w:r>
     </w:p>
     <w:p>
@@ -1584,7 +1584,7 @@
           <w:i/>
           <w:iCs/>
         </w:rPr>
-        <w:t xml:space="preserve">     Watch for: A common mistake in The Distributive Property is skipping the key idea: "The number outside the parentheses gets "shared" with every term inside." — always check your work against this rule before you submit.</w:t>
+        <w:t xml:space="preserve">     Watch for: The most common mistake in The Distributive Property is multiplying the outside factor by only the FIRST term inside the parentheses and forgetting the second — for example, writing 3(x + 4) = 3x + 4 instead of 3x + 12. Before you submit, check: did the outside number reach BOTH terms inside the parentheses?</w:t>
       </w:r>
     </w:p>
     <w:p>
@@ -1800,7 +1800,7 @@
         <w:spacing w:after="20" w:before="0"/>
       </w:pPr>
       <w:r>
-        <w:t xml:space="preserve">     Correct work: Follow the key idea: The number outside the parentheses gets "shared" with every term inside.</w:t>
+        <w:t xml:space="preserve">     Correct work: 5(3x + 2) = 5 × 3x + 5 × 2 = 15x + 10. The student distributed the 5 to the 3x (getting 15x) but left the 2 unchanged. The factor must multiply every term inside, so 5 × 2 = 10, not 2.</w:t>
       </w:r>
     </w:p>
     <w:p>
@@ -1832,7 +1832,7 @@
           <w:i/>
           <w:iCs/>
         </w:rPr>
-        <w:t xml:space="preserve">     Watch for: A common mistake in The Distributive Property is skipping the key idea: "The number outside the parentheses gets "shared" with every term inside." — always check your work against this rule before you submit.</w:t>
+        <w:t xml:space="preserve">     Watch for: The most common mistake in The Distributive Property is multiplying the outside factor by only the FIRST term inside the parentheses and forgetting the second — for example, writing 3(x + 4) = 3x + 4 instead of 3x + 12. Before you submit, check: did the outside number reach BOTH terms inside the parentheses?</w:t>
       </w:r>
     </w:p>
     <w:p>
@@ -1864,7 +1864,7 @@
           <w:i/>
           <w:iCs/>
         </w:rPr>
-        <w:t xml:space="preserve">     Watch for: A common mistake in The Distributive Property is skipping the key idea: "The number outside the parentheses gets "shared" with every term inside." — always check your work against this rule before you submit.</w:t>
+        <w:t xml:space="preserve">     Watch for: The most common mistake in The Distributive Property is multiplying the outside factor by only the FIRST term inside the parentheses and forgetting the second — for example, writing 3(x + 4) = 3x + 4 instead of 3x + 12. Before you submit, check: did the outside number reach BOTH terms inside the parentheses?</w:t>
       </w:r>
     </w:p>
     <w:p>
@@ -1896,7 +1896,7 @@
           <w:i/>
           <w:iCs/>
         </w:rPr>
-        <w:t xml:space="preserve">     Watch for: A common mistake in The Distributive Property is skipping the key idea: "The number outside the parentheses gets "shared" with every term inside." — always check your work against this rule before you submit.</w:t>
+        <w:t xml:space="preserve">     Watch for: The most common mistake in The Distributive Property is multiplying the outside factor by only the FIRST term inside the parentheses and forgetting the second — for example, writing 3(x + 4) = 3x + 4 instead of 3x + 12. Before you submit, check: did the outside number reach BOTH terms inside the parentheses?</w:t>
       </w:r>
     </w:p>
     <w:p>

--- a/lessons/6-5/homework.docx
+++ b/lessons/6-5/homework.docx
@@ -12,7 +12,7 @@
           <w:b/>
           <w:bCs/>
         </w:rPr>
-        <w:t xml:space="preserve">The Distributive Property — Homework</w:t>
+        <w:t xml:space="preserve">Write Algebraic Expressions — Homework</w:t>
       </w:r>
     </w:p>
     <w:p>
@@ -24,7 +24,7 @@
           <w:i/>
           <w:iCs/>
         </w:rPr>
-        <w:t xml:space="preserve">Lesson 6-5  •  Standard 6.AT.7</w:t>
+        <w:t xml:space="preserve">Lesson 6-3  •  Standard 6.AT.6a</w:t>
       </w:r>
     </w:p>
     <w:p>
@@ -80,7 +80,7 @@
         <w:spacing w:after="60" w:before="0"/>
       </w:pPr>
       <w:r>
-        <w:t xml:space="preserve">Content: I can use the distributive property to expand and factor expressions.</w:t>
+        <w:t xml:space="preserve">Content: I can write algebraic expressions from words and real-world situations.</w:t>
       </w:r>
     </w:p>
     <w:p>
@@ -88,7 +88,7 @@
         <w:spacing w:after="60" w:before="0"/>
       </w:pPr>
       <w:r>
-        <w:t xml:space="preserve">Language: I can explain my steps using the words distributive property, factor, expand, and equivalent.</w:t>
+        <w:t xml:space="preserve">Language: I can explain my expression using the words variable, coefficient, constant, and algebraic expression.</w:t>
       </w:r>
     </w:p>
     <w:p>
@@ -161,10 +161,10 @@
           <w:b/>
           <w:bCs/>
         </w:rPr>
-        <w:t xml:space="preserve">Distributive Property (Propiedad distributiva)</w:t>
-      </w:r>
-      <w:r>
-        <w:t xml:space="preserve"> — Multiplying a number by everything inside the parentheses: a(b + c) = ab + ac.</w:t>
+        <w:t xml:space="preserve">Variable (Variable)</w:t>
+      </w:r>
+      <w:r>
+        <w:t xml:space="preserve"> — A letter that stands for a number that is unknown or can change.</w:t>
       </w:r>
     </w:p>
     <w:p>
@@ -224,73 +224,10 @@
           <w:b/>
           <w:bCs/>
         </w:rPr>
-        <w:t xml:space="preserve">Factor (Factor)</w:t>
-      </w:r>
-      <w:r>
-        <w:t xml:space="preserve"> — A number that gets multiplied by another number.</w:t>
-      </w:r>
-    </w:p>
-    <w:p>
-      <w:pPr>
-        <w:keepNext/>
-        <w:spacing w:after="20" w:before="80"/>
-        <w:jc w:val="center"/>
-      </w:pPr>
-      <w:r>
-        <w:drawing>
-          <wp:inline distT="0" distB="0" distL="0" distR="0">
-            <wp:extent cx="1047750" cy="790575"/>
-            <wp:effectExtent t="0" r="0" b="0" l="0"/>
-            <wp:docPr id="1" name="" descr="" title=""/>
-            <wp:cNvGraphicFramePr>
-              <a:graphicFrameLocks xmlns:a="http://schemas.openxmlformats.org/drawingml/2006/main" noChangeAspect="1"/>
-            </wp:cNvGraphicFramePr>
-            <a:graphic xmlns:a="http://schemas.openxmlformats.org/drawingml/2006/main">
-              <a:graphicData uri="http://schemas.openxmlformats.org/drawingml/2006/picture">
-                <pic:pic xmlns:pic="http://schemas.openxmlformats.org/drawingml/2006/picture">
-                  <pic:nvPicPr>
-                    <pic:cNvPr id="0" name="" descr=""/>
-                    <pic:cNvPicPr>
-                      <a:picLocks noChangeAspect="1" noChangeArrowheads="1"/>
-                    </pic:cNvPicPr>
-                  </pic:nvPicPr>
-                  <pic:blipFill>
-                    <a:blip r:embed="rId7" cstate="none"/>
-                    <a:srcRect/>
-                    <a:stretch>
-                      <a:fillRect/>
-                    </a:stretch>
-                  </pic:blipFill>
-                  <pic:spPr bwMode="auto">
-                    <a:xfrm>
-                      <a:off x="0" y="0"/>
-                      <a:ext cx="1047750" cy="790575"/>
-                    </a:xfrm>
-                    <a:prstGeom prst="rect">
-                      <a:avLst/>
-                    </a:prstGeom>
-                  </pic:spPr>
-                </pic:pic>
-              </a:graphicData>
-            </a:graphic>
-          </wp:inline>
-        </w:drawing>
-      </w:r>
-    </w:p>
-    <w:p>
-      <w:pPr>
-        <w:keepNext/>
-        <w:spacing w:after="120"/>
-      </w:pPr>
-      <w:r>
-        <w:rPr>
-          <w:b/>
-          <w:bCs/>
-        </w:rPr>
-        <w:t xml:space="preserve">Expand (Desarrollar)</w:t>
-      </w:r>
-      <w:r>
-        <w:t xml:space="preserve"> — To multiply out the parentheses in an expression.</w:t>
+        <w:t xml:space="preserve">Algebraic Expression (Expresión algebraica)</w:t>
+      </w:r>
+      <w:r>
+        <w:t xml:space="preserve"> — A math phrase that has at least one letter.</w:t>
       </w:r>
     </w:p>
     <w:p>
@@ -350,10 +287,10 @@
           <w:b/>
           <w:bCs/>
         </w:rPr>
-        <w:t xml:space="preserve">Equivalent (Equivalente)</w:t>
-      </w:r>
-      <w:r>
-        <w:t xml:space="preserve"> — Expressions that always have the same value.</w:t>
+        <w:t xml:space="preserve">Coefficient (Coeficiente)</w:t>
+      </w:r>
+      <w:r>
+        <w:t xml:space="preserve"> — The number in front of a letter, like the 3 in 3x.</w:t>
       </w:r>
     </w:p>
     <w:p>
@@ -413,10 +350,10 @@
           <w:b/>
           <w:bCs/>
         </w:rPr>
-        <w:t xml:space="preserve">Coefficient (Coeficiente)</w:t>
-      </w:r>
-      <w:r>
-        <w:t xml:space="preserve"> — The number in front of a letter, like the 3 in 3x.</w:t>
+        <w:t xml:space="preserve">Constant (Constante)</w:t>
+      </w:r>
+      <w:r>
+        <w:t xml:space="preserve"> — A number on its own that does not change.</w:t>
       </w:r>
     </w:p>
     <w:p>
@@ -516,39 +453,39 @@
           <w:b/>
           <w:bCs/>
         </w:rPr>
-        <w:t xml:space="preserve">1. Expand 6(n + 3) using the distributive property.</w:t>
-      </w:r>
-    </w:p>
-    <w:p>
-      <w:pPr>
-        <w:spacing w:after="40" w:before="0"/>
-      </w:pPr>
-      <w:r>
-        <w:t xml:space="preserve">     A. 6n + 18</w:t>
-      </w:r>
-    </w:p>
-    <w:p>
-      <w:pPr>
-        <w:spacing w:after="40" w:before="0"/>
-      </w:pPr>
-      <w:r>
-        <w:t xml:space="preserve">     B. 6n + 3</w:t>
-      </w:r>
-    </w:p>
-    <w:p>
-      <w:pPr>
-        <w:spacing w:after="40" w:before="0"/>
-      </w:pPr>
-      <w:r>
-        <w:t xml:space="preserve">     C. n + 18</w:t>
-      </w:r>
-    </w:p>
-    <w:p>
-      <w:pPr>
-        <w:spacing w:after="40" w:before="0"/>
-      </w:pPr>
-      <w:r>
-        <w:t xml:space="preserve">     D. 6n + 9</w:t>
+        <w:t xml:space="preserve">1. Which expression represents 'the product of 6 and a number n'?</w:t>
+      </w:r>
+    </w:p>
+    <w:p>
+      <w:pPr>
+        <w:spacing w:after="40" w:before="0"/>
+      </w:pPr>
+      <w:r>
+        <w:t xml:space="preserve">     A. 6n</w:t>
+      </w:r>
+    </w:p>
+    <w:p>
+      <w:pPr>
+        <w:spacing w:after="40" w:before="0"/>
+      </w:pPr>
+      <w:r>
+        <w:t xml:space="preserve">     B. 6 + n</w:t>
+      </w:r>
+    </w:p>
+    <w:p>
+      <w:pPr>
+        <w:spacing w:after="40" w:before="0"/>
+      </w:pPr>
+      <w:r>
+        <w:t xml:space="preserve">     C. n − 6</w:t>
+      </w:r>
+    </w:p>
+    <w:p>
+      <w:pPr>
+        <w:spacing w:after="40" w:before="0"/>
+      </w:pPr>
+      <w:r>
+        <w:t xml:space="preserve">     D. n ÷ 6</w:t>
       </w:r>
     </w:p>
     <w:p>
@@ -571,39 +508,39 @@
           <w:b/>
           <w:bCs/>
         </w:rPr>
-        <w:t xml:space="preserve">2. Expand 4(5 − 2) using the distributive property.</w:t>
-      </w:r>
-    </w:p>
-    <w:p>
-      <w:pPr>
-        <w:spacing w:after="40" w:before="0"/>
-      </w:pPr>
-      <w:r>
-        <w:t xml:space="preserve">     A. 12</w:t>
-      </w:r>
-    </w:p>
-    <w:p>
-      <w:pPr>
-        <w:spacing w:after="40" w:before="0"/>
-      </w:pPr>
-      <w:r>
-        <w:t xml:space="preserve">     B. 20 − 2</w:t>
-      </w:r>
-    </w:p>
-    <w:p>
-      <w:pPr>
-        <w:spacing w:after="40" w:before="0"/>
-      </w:pPr>
-      <w:r>
-        <w:t xml:space="preserve">     C. 9</w:t>
-      </w:r>
-    </w:p>
-    <w:p>
-      <w:pPr>
-        <w:spacing w:after="40" w:before="0"/>
-      </w:pPr>
-      <w:r>
-        <w:t xml:space="preserve">     D. 22</w:t>
+        <w:t xml:space="preserve">2. Which expression represents '9 less than a number y'?</w:t>
+      </w:r>
+    </w:p>
+    <w:p>
+      <w:pPr>
+        <w:spacing w:after="40" w:before="0"/>
+      </w:pPr>
+      <w:r>
+        <w:t xml:space="preserve">     A. y − 9</w:t>
+      </w:r>
+    </w:p>
+    <w:p>
+      <w:pPr>
+        <w:spacing w:after="40" w:before="0"/>
+      </w:pPr>
+      <w:r>
+        <w:t xml:space="preserve">     B. 9 − y</w:t>
+      </w:r>
+    </w:p>
+    <w:p>
+      <w:pPr>
+        <w:spacing w:after="40" w:before="0"/>
+      </w:pPr>
+      <w:r>
+        <w:t xml:space="preserve">     C. y + 9</w:t>
+      </w:r>
+    </w:p>
+    <w:p>
+      <w:pPr>
+        <w:spacing w:after="40" w:before="0"/>
+      </w:pPr>
+      <w:r>
+        <w:t xml:space="preserve">     D. 9y</w:t>
       </w:r>
     </w:p>
     <w:p>
@@ -626,7 +563,90 @@
           <w:b/>
           <w:bCs/>
         </w:rPr>
-        <w:t xml:space="preserve">3. Use the distributive property to expand each expression.</w:t>
+        <w:t xml:space="preserve">3. Match each word phrase to its correct algebraic expression.</w:t>
+      </w:r>
+    </w:p>
+    <w:p>
+      <w:pPr>
+        <w:spacing w:after="80" w:before="0"/>
+      </w:pPr>
+      <w:r>
+        <w:rPr>
+          <w:i/>
+          <w:iCs/>
+        </w:rPr>
+        <w:t xml:space="preserve">Groups: Correctly Matched</w:t>
+      </w:r>
+    </w:p>
+    <w:p>
+      <w:pPr>
+        <w:spacing w:after="40" w:before="0"/>
+      </w:pPr>
+      <w:r>
+        <w:t xml:space="preserve">   • twice a number k → 2k   → __________________</w:t>
+      </w:r>
+    </w:p>
+    <w:p>
+      <w:pPr>
+        <w:spacing w:after="40" w:before="0"/>
+      </w:pPr>
+      <w:r>
+        <w:t xml:space="preserve">   • a number b divided by 5 → b ÷ 5   → __________________</w:t>
+      </w:r>
+    </w:p>
+    <w:p>
+      <w:pPr>
+        <w:spacing w:after="40" w:before="0"/>
+      </w:pPr>
+      <w:r>
+        <w:t xml:space="preserve">   • the sum of a number d and 15 → d + 15   → __________________</w:t>
+      </w:r>
+    </w:p>
+    <w:p>
+      <w:pPr>
+        <w:spacing w:after="40" w:before="0"/>
+      </w:pPr>
+      <w:r>
+        <w:t xml:space="preserve">   • 10 decreased by a number r → 10 − r   → __________________</w:t>
+      </w:r>
+    </w:p>
+    <w:p>
+      <w:pPr>
+        <w:spacing w:after="40" w:before="0"/>
+      </w:pPr>
+      <w:r>
+        <w:t xml:space="preserve">   • 4 more than triple a number c → 3c + 4   → __________________</w:t>
+      </w:r>
+    </w:p>
+    <w:p>
+      <w:pPr>
+        <w:spacing w:after="40" w:before="0"/>
+      </w:pPr>
+      <w:r>
+        <w:t xml:space="preserve">   • half of a number h → h ÷ 2   → __________________</w:t>
+      </w:r>
+    </w:p>
+    <w:p>
+      <w:pPr>
+        <w:spacing w:after="60" w:before="120"/>
+      </w:pPr>
+      <w:r>
+        <w:rPr>
+          <w:color w:val="BBBBBB"/>
+        </w:rPr>
+        <w:t xml:space="preserve">______________________________________________________________________</w:t>
+      </w:r>
+    </w:p>
+    <w:p>
+      <w:pPr>
+        <w:spacing w:after="80" w:before="0"/>
+      </w:pPr>
+      <w:r>
+        <w:rPr>
+          <w:b/>
+          <w:bCs/>
+        </w:rPr>
+        <w:t xml:space="preserve">4. Match each word phrase to its algebraic expression.</w:t>
       </w:r>
     </w:p>
     <w:tbl>
@@ -659,7 +679,7 @@
                 <w:b/>
                 <w:bCs/>
               </w:rPr>
-              <w:t xml:space="preserve">Factored Form</w:t>
+              <w:t xml:space="preserve">Item</w:t>
             </w:r>
           </w:p>
         </w:tc>
@@ -673,7 +693,7 @@
                 <w:b/>
                 <w:bCs/>
               </w:rPr>
-              <w:t xml:space="preserve">Expanded Form</w:t>
+              <w:t xml:space="preserve">Answer choices</w:t>
             </w:r>
           </w:p>
         </w:tc>
@@ -685,11 +705,7 @@
           </w:tcPr>
           <w:p>
             <w:r>
-              <w:rPr>
-                <w:b w:val="false"/>
-                <w:bCs w:val="false"/>
-              </w:rPr>
-              <w:t xml:space="preserve">3(2x + 5)</w:t>
+              <w:t xml:space="preserve">____  the product of 5 and n</w:t>
             </w:r>
           </w:p>
         </w:tc>
@@ -699,11 +715,7 @@
           </w:tcPr>
           <w:p>
             <w:r>
-              <w:rPr>
-                <w:b w:val="false"/>
-                <w:bCs w:val="false"/>
-              </w:rPr>
-              <w:t xml:space="preserve"> </w:t>
+              <w:t xml:space="preserve">F. z + 7</w:t>
             </w:r>
           </w:p>
         </w:tc>
@@ -715,11 +727,7 @@
           </w:tcPr>
           <w:p>
             <w:r>
-              <w:rPr>
-                <w:b w:val="false"/>
-                <w:bCs w:val="false"/>
-              </w:rPr>
-              <w:t xml:space="preserve">7(a − 4)</w:t>
+              <w:t xml:space="preserve">____  8 less than a number w</w:t>
             </w:r>
           </w:p>
         </w:tc>
@@ -729,11 +737,7 @@
           </w:tcPr>
           <w:p>
             <w:r>
-              <w:rPr>
-                <w:b w:val="false"/>
-                <w:bCs w:val="false"/>
-              </w:rPr>
-              <w:t xml:space="preserve"> </w:t>
+              <w:t xml:space="preserve">E. y ÷ 4</w:t>
             </w:r>
           </w:p>
         </w:tc>
@@ -745,11 +749,7 @@
           </w:tcPr>
           <w:p>
             <w:r>
-              <w:rPr>
-                <w:b w:val="false"/>
-                <w:bCs w:val="false"/>
-              </w:rPr>
-              <w:t xml:space="preserve">2(3m + 8)</w:t>
+              <w:t xml:space="preserve">____  a number p increased by 12</w:t>
             </w:r>
           </w:p>
         </w:tc>
@@ -759,11 +759,7 @@
           </w:tcPr>
           <w:p>
             <w:r>
-              <w:rPr>
-                <w:b w:val="false"/>
-                <w:bCs w:val="false"/>
-              </w:rPr>
-              <w:t xml:space="preserve"> </w:t>
+              <w:t xml:space="preserve">D. 2x + 3</w:t>
             </w:r>
           </w:p>
         </w:tc>
@@ -775,11 +771,7 @@
           </w:tcPr>
           <w:p>
             <w:r>
-              <w:rPr>
-                <w:b w:val="false"/>
-                <w:bCs w:val="false"/>
-              </w:rPr>
-              <w:t xml:space="preserve">5(6 − y)</w:t>
+              <w:t xml:space="preserve">____  twice a number x, plus 3</w:t>
             </w:r>
           </w:p>
         </w:tc>
@@ -789,11 +781,51 @@
           </w:tcPr>
           <w:p>
             <w:r>
-              <w:rPr>
-                <w:b w:val="false"/>
-                <w:bCs w:val="false"/>
-              </w:rPr>
-              <w:t xml:space="preserve"> </w:t>
+              <w:t xml:space="preserve">C. p + 12</w:t>
+            </w:r>
+          </w:p>
+        </w:tc>
+      </w:tr>
+      <w:tr>
+        <w:tc>
+          <w:tcPr>
+            <w:tcW w:type="pct" w:w="50%"/>
+          </w:tcPr>
+          <w:p>
+            <w:r>
+              <w:t xml:space="preserve">____  a number y divided by 4</w:t>
+            </w:r>
+          </w:p>
+        </w:tc>
+        <w:tc>
+          <w:tcPr>
+            <w:tcW w:type="pct" w:w="50%"/>
+          </w:tcPr>
+          <w:p>
+            <w:r>
+              <w:t xml:space="preserve">B. w − 8</w:t>
+            </w:r>
+          </w:p>
+        </w:tc>
+      </w:tr>
+      <w:tr>
+        <w:tc>
+          <w:tcPr>
+            <w:tcW w:type="pct" w:w="50%"/>
+          </w:tcPr>
+          <w:p>
+            <w:r>
+              <w:t xml:space="preserve">____  7 more than a number z</w:t>
+            </w:r>
+          </w:p>
+        </w:tc>
+        <w:tc>
+          <w:tcPr>
+            <w:tcW w:type="pct" w:w="50%"/>
+          </w:tcPr>
+          <w:p>
+            <w:r>
+              <w:t xml:space="preserve">A. 5n</w:t>
             </w:r>
           </w:p>
         </w:tc>
@@ -819,7 +851,7 @@
           <w:b/>
           <w:bCs/>
         </w:rPr>
-        <w:t xml:space="preserve">4. Match each factored form to its expanded form.</w:t>
+        <w:t xml:space="preserve">5. Write an algebraic expression for each real-world situation.</w:t>
       </w:r>
     </w:p>
     <w:tbl>
@@ -837,539 +869,6 @@
       <w:tblGrid>
         <w:gridCol w:w="100"/>
         <w:gridCol w:w="100"/>
-      </w:tblGrid>
-      <w:tr>
-        <w:trPr>
-          <w:tblHeader/>
-        </w:trPr>
-        <w:tc>
-          <w:tcPr>
-            <w:tcW w:type="pct" w:w="50%"/>
-          </w:tcPr>
-          <w:p>
-            <w:r>
-              <w:rPr>
-                <w:b/>
-                <w:bCs/>
-              </w:rPr>
-              <w:t xml:space="preserve">Item</w:t>
-            </w:r>
-          </w:p>
-        </w:tc>
-        <w:tc>
-          <w:tcPr>
-            <w:tcW w:type="pct" w:w="50%"/>
-          </w:tcPr>
-          <w:p>
-            <w:r>
-              <w:rPr>
-                <w:b/>
-                <w:bCs/>
-              </w:rPr>
-              <w:t xml:space="preserve">Answer choices</w:t>
-            </w:r>
-          </w:p>
-        </w:tc>
-      </w:tr>
-      <w:tr>
-        <w:tc>
-          <w:tcPr>
-            <w:tcW w:type="pct" w:w="50%"/>
-          </w:tcPr>
-          <w:p>
-            <w:r>
-              <w:t xml:space="preserve">____  2(x + 9)</w:t>
-            </w:r>
-          </w:p>
-        </w:tc>
-        <w:tc>
-          <w:tcPr>
-            <w:tcW w:type="pct" w:w="50%"/>
-          </w:tcPr>
-          <w:p>
-            <w:r>
-              <w:t xml:space="preserve">F. 8x − 24</w:t>
-            </w:r>
-          </w:p>
-        </w:tc>
-      </w:tr>
-      <w:tr>
-        <w:tc>
-          <w:tcPr>
-            <w:tcW w:type="pct" w:w="50%"/>
-          </w:tcPr>
-          <w:p>
-            <w:r>
-              <w:t xml:space="preserve">____  5(3n − 2)</w:t>
-            </w:r>
-          </w:p>
-        </w:tc>
-        <w:tc>
-          <w:tcPr>
-            <w:tcW w:type="pct" w:w="50%"/>
-          </w:tcPr>
-          <w:p>
-            <w:r>
-              <w:t xml:space="preserve">E. 12m + 6</w:t>
-            </w:r>
-          </w:p>
-        </w:tc>
-      </w:tr>
-      <w:tr>
-        <w:tc>
-          <w:tcPr>
-            <w:tcW w:type="pct" w:w="50%"/>
-          </w:tcPr>
-          <w:p>
-            <w:r>
-              <w:t xml:space="preserve">____  4(a + 6)</w:t>
-            </w:r>
-          </w:p>
-        </w:tc>
-        <w:tc>
-          <w:tcPr>
-            <w:tcW w:type="pct" w:w="50%"/>
-          </w:tcPr>
-          <w:p>
-            <w:r>
-              <w:t xml:space="preserve">D. 21 − 3y</w:t>
-            </w:r>
-          </w:p>
-        </w:tc>
-      </w:tr>
-      <w:tr>
-        <w:tc>
-          <w:tcPr>
-            <w:tcW w:type="pct" w:w="50%"/>
-          </w:tcPr>
-          <w:p>
-            <w:r>
-              <w:t xml:space="preserve">____  3(7 − y)</w:t>
-            </w:r>
-          </w:p>
-        </w:tc>
-        <w:tc>
-          <w:tcPr>
-            <w:tcW w:type="pct" w:w="50%"/>
-          </w:tcPr>
-          <w:p>
-            <w:r>
-              <w:t xml:space="preserve">C. 4a + 24</w:t>
-            </w:r>
-          </w:p>
-        </w:tc>
-      </w:tr>
-      <w:tr>
-        <w:tc>
-          <w:tcPr>
-            <w:tcW w:type="pct" w:w="50%"/>
-          </w:tcPr>
-          <w:p>
-            <w:r>
-              <w:t xml:space="preserve">____  6(2m + 1)</w:t>
-            </w:r>
-          </w:p>
-        </w:tc>
-        <w:tc>
-          <w:tcPr>
-            <w:tcW w:type="pct" w:w="50%"/>
-          </w:tcPr>
-          <w:p>
-            <w:r>
-              <w:t xml:space="preserve">B. 15n − 10</w:t>
-            </w:r>
-          </w:p>
-        </w:tc>
-      </w:tr>
-      <w:tr>
-        <w:tc>
-          <w:tcPr>
-            <w:tcW w:type="pct" w:w="50%"/>
-          </w:tcPr>
-          <w:p>
-            <w:r>
-              <w:t xml:space="preserve">____  8(x − 3)</w:t>
-            </w:r>
-          </w:p>
-        </w:tc>
-        <w:tc>
-          <w:tcPr>
-            <w:tcW w:type="pct" w:w="50%"/>
-          </w:tcPr>
-          <w:p>
-            <w:r>
-              <w:t xml:space="preserve">A. 2x + 18</w:t>
-            </w:r>
-          </w:p>
-        </w:tc>
-      </w:tr>
-    </w:tbl>
-    <w:p>
-      <w:pPr>
-        <w:spacing w:after="60" w:before="120"/>
-      </w:pPr>
-      <w:r>
-        <w:rPr>
-          <w:color w:val="BBBBBB"/>
-        </w:rPr>
-        <w:t xml:space="preserve">______________________________________________________________________</w:t>
-      </w:r>
-    </w:p>
-    <w:p>
-      <w:pPr>
-        <w:spacing w:after="80" w:before="0"/>
-      </w:pPr>
-      <w:r>
-        <w:rPr>
-          <w:b/>
-          <w:bCs/>
-        </w:rPr>
-        <w:t xml:space="preserve">5. Expand each expression, then sort by whether the expanded form has a constant greater than 15 or not.</w:t>
-      </w:r>
-    </w:p>
-    <w:p>
-      <w:pPr>
-        <w:spacing w:after="80" w:before="0"/>
-      </w:pPr>
-      <w:r>
-        <w:rPr>
-          <w:i/>
-          <w:iCs/>
-        </w:rPr>
-        <w:t xml:space="preserve">Groups: Constant &gt; 15   |   Constant ≤ 15</w:t>
-      </w:r>
-    </w:p>
-    <w:p>
-      <w:pPr>
-        <w:spacing w:after="40" w:before="0"/>
-      </w:pPr>
-      <w:r>
-        <w:t xml:space="preserve">   • 3(x + 7) = 3x + 21   → __________________</w:t>
-      </w:r>
-    </w:p>
-    <w:p>
-      <w:pPr>
-        <w:spacing w:after="40" w:before="0"/>
-      </w:pPr>
-      <w:r>
-        <w:t xml:space="preserve">   • 2(n + 5) = 2n + 10   → __________________</w:t>
-      </w:r>
-    </w:p>
-    <w:p>
-      <w:pPr>
-        <w:spacing w:after="40" w:before="0"/>
-      </w:pPr>
-      <w:r>
-        <w:t xml:space="preserve">   • 5(a + 4) = 5a + 20   → __________________</w:t>
-      </w:r>
-    </w:p>
-    <w:p>
-      <w:pPr>
-        <w:spacing w:after="40" w:before="0"/>
-      </w:pPr>
-      <w:r>
-        <w:t xml:space="preserve">   • 4(y − 2) = 4y − 8   → __________________</w:t>
-      </w:r>
-    </w:p>
-    <w:p>
-      <w:pPr>
-        <w:spacing w:after="40" w:before="0"/>
-      </w:pPr>
-      <w:r>
-        <w:t xml:space="preserve">   • 6(m + 3) = 6m + 18   → __________________</w:t>
-      </w:r>
-    </w:p>
-    <w:p>
-      <w:pPr>
-        <w:spacing w:after="40" w:before="0"/>
-      </w:pPr>
-      <w:r>
-        <w:t xml:space="preserve">   • 2(3x + 1) = 6x + 2   → __________________</w:t>
-      </w:r>
-    </w:p>
-    <w:p>
-      <w:pPr>
-        <w:spacing w:after="60" w:before="120"/>
-      </w:pPr>
-      <w:r>
-        <w:rPr>
-          <w:color w:val="BBBBBB"/>
-        </w:rPr>
-        <w:t xml:space="preserve">______________________________________________________________________</w:t>
-      </w:r>
-    </w:p>
-    <w:p>
-      <w:pPr>
-        <w:spacing w:after="80" w:before="0"/>
-      </w:pPr>
-      <w:r>
-        <w:rPr>
-          <w:b/>
-          <w:bCs/>
-        </w:rPr>
-        <w:t xml:space="preserve">6. onLevel — Spot the Common Mistake</w:t>
-      </w:r>
-    </w:p>
-    <w:p>
-      <w:pPr>
-        <w:spacing w:after="40" w:before="0"/>
-      </w:pPr>
-      <w:r>
-        <w:t xml:space="preserve">   Step 1 (Expression): 5(3x + 2)</w:t>
-      </w:r>
-    </w:p>
-    <w:p>
-      <w:pPr>
-        <w:spacing w:after="40" w:before="0"/>
-      </w:pPr>
-      <w:r>
-        <w:t xml:space="preserve">   Step 2 (Distribute): 5 × 3x + 2</w:t>
-      </w:r>
-    </w:p>
-    <w:p>
-      <w:pPr>
-        <w:spacing w:after="40" w:before="0"/>
-      </w:pPr>
-      <w:r>
-        <w:t xml:space="preserve">   Step 3 (Simplify): 15x + 2</w:t>
-      </w:r>
-    </w:p>
-    <w:p>
-      <w:pPr>
-        <w:spacing w:after="60" w:before="0"/>
-      </w:pPr>
-      <w:r>
-        <w:rPr>
-          <w:i/>
-          <w:iCs/>
-        </w:rPr>
-        <w:t xml:space="preserve">Which step has the mistake? Explain and fix it:</w:t>
-      </w:r>
-    </w:p>
-    <w:p>
-      <w:pPr>
-        <w:spacing w:after="60" w:before="120"/>
-      </w:pPr>
-      <w:r>
-        <w:rPr>
-          <w:color w:val="BBBBBB"/>
-        </w:rPr>
-        <w:t xml:space="preserve">______________________________________________________________________</w:t>
-      </w:r>
-    </w:p>
-    <w:p>
-      <w:pPr>
-        <w:spacing w:after="60" w:before="120"/>
-      </w:pPr>
-      <w:r>
-        <w:rPr>
-          <w:color w:val="BBBBBB"/>
-        </w:rPr>
-        <w:t xml:space="preserve">______________________________________________________________________</w:t>
-      </w:r>
-    </w:p>
-    <w:p>
-      <w:pPr>
-        <w:spacing w:after="60" w:before="120"/>
-      </w:pPr>
-      <w:r>
-        <w:rPr>
-          <w:color w:val="BBBBBB"/>
-        </w:rPr>
-        <w:t xml:space="preserve">______________________________________________________________________</w:t>
-      </w:r>
-    </w:p>
-    <w:p>
-      <w:pPr>
-        <w:spacing w:after="80" w:before="0"/>
-      </w:pPr>
-      <w:r>
-        <w:rPr>
-          <w:b/>
-          <w:bCs/>
-        </w:rPr>
-        <w:t xml:space="preserve">7. Light Cue 1: Expand 3(x + 4) for the stage-light controller.</w:t>
-      </w:r>
-    </w:p>
-    <w:p>
-      <w:pPr>
-        <w:spacing w:after="40" w:before="0"/>
-      </w:pPr>
-      <w:r>
-        <w:t xml:space="preserve">     A. 3x + 12</w:t>
-      </w:r>
-    </w:p>
-    <w:p>
-      <w:pPr>
-        <w:spacing w:after="40" w:before="0"/>
-      </w:pPr>
-      <w:r>
-        <w:t xml:space="preserve">     B. 3x + 4</w:t>
-      </w:r>
-    </w:p>
-    <w:p>
-      <w:pPr>
-        <w:spacing w:after="40" w:before="0"/>
-      </w:pPr>
-      <w:r>
-        <w:t xml:space="preserve">     C. x + 12</w:t>
-      </w:r>
-    </w:p>
-    <w:p>
-      <w:pPr>
-        <w:spacing w:after="40" w:before="0"/>
-      </w:pPr>
-      <w:r>
-        <w:t xml:space="preserve">     D. 3x + 7</w:t>
-      </w:r>
-    </w:p>
-    <w:p>
-      <w:pPr>
-        <w:spacing w:after="60" w:before="120"/>
-      </w:pPr>
-      <w:r>
-        <w:rPr>
-          <w:color w:val="BBBBBB"/>
-        </w:rPr>
-        <w:t xml:space="preserve">______________________________________________________________________</w:t>
-      </w:r>
-    </w:p>
-    <w:p>
-      <w:pPr>
-        <w:spacing w:after="80" w:before="0"/>
-      </w:pPr>
-      <w:r>
-        <w:rPr>
-          <w:b/>
-          <w:bCs/>
-        </w:rPr>
-        <w:t xml:space="preserve">8. Light Cue 2: Expand 5(2 + n) to set two spotlight banks.</w:t>
-      </w:r>
-    </w:p>
-    <w:p>
-      <w:pPr>
-        <w:spacing w:after="40" w:before="0"/>
-      </w:pPr>
-      <w:r>
-        <w:t xml:space="preserve">     A. 10 + 5n</w:t>
-      </w:r>
-    </w:p>
-    <w:p>
-      <w:pPr>
-        <w:spacing w:after="40" w:before="0"/>
-      </w:pPr>
-      <w:r>
-        <w:t xml:space="preserve">     B. 10 + n</w:t>
-      </w:r>
-    </w:p>
-    <w:p>
-      <w:pPr>
-        <w:spacing w:after="40" w:before="0"/>
-      </w:pPr>
-      <w:r>
-        <w:t xml:space="preserve">     C. 7 + 5n</w:t>
-      </w:r>
-    </w:p>
-    <w:p>
-      <w:pPr>
-        <w:spacing w:after="40" w:before="0"/>
-      </w:pPr>
-      <w:r>
-        <w:t xml:space="preserve">     D. 10 + 5</w:t>
-      </w:r>
-    </w:p>
-    <w:p>
-      <w:pPr>
-        <w:spacing w:after="60" w:before="120"/>
-      </w:pPr>
-      <w:r>
-        <w:rPr>
-          <w:color w:val="BBBBBB"/>
-        </w:rPr>
-        <w:t xml:space="preserve">______________________________________________________________________</w:t>
-      </w:r>
-    </w:p>
-    <w:p>
-      <w:pPr>
-        <w:spacing w:after="80" w:before="0"/>
-      </w:pPr>
-      <w:r>
-        <w:rPr>
-          <w:b/>
-          <w:bCs/>
-        </w:rPr>
-        <w:t xml:space="preserve">9. Light Cue 3: Expand 4(a + 2) for the back-row beam.</w:t>
-      </w:r>
-    </w:p>
-    <w:p>
-      <w:pPr>
-        <w:spacing w:after="40" w:before="0"/>
-      </w:pPr>
-      <w:r>
-        <w:t xml:space="preserve">     A. 4a + 8</w:t>
-      </w:r>
-    </w:p>
-    <w:p>
-      <w:pPr>
-        <w:spacing w:after="40" w:before="0"/>
-      </w:pPr>
-      <w:r>
-        <w:t xml:space="preserve">     B. 4a + 2</w:t>
-      </w:r>
-    </w:p>
-    <w:p>
-      <w:pPr>
-        <w:spacing w:after="40" w:before="0"/>
-      </w:pPr>
-      <w:r>
-        <w:t xml:space="preserve">     C. a + 8</w:t>
-      </w:r>
-    </w:p>
-    <w:p>
-      <w:pPr>
-        <w:spacing w:after="40" w:before="0"/>
-      </w:pPr>
-      <w:r>
-        <w:t xml:space="preserve">     D. 4a + 6</w:t>
-      </w:r>
-    </w:p>
-    <w:p>
-      <w:pPr>
-        <w:spacing w:after="60" w:before="120"/>
-      </w:pPr>
-      <w:r>
-        <w:rPr>
-          <w:color w:val="BBBBBB"/>
-        </w:rPr>
-        <w:t xml:space="preserve">______________________________________________________________________</w:t>
-      </w:r>
-    </w:p>
-    <w:p>
-      <w:pPr>
-        <w:spacing w:after="80" w:before="0"/>
-      </w:pPr>
-      <w:r>
-        <w:rPr>
-          <w:b/>
-          <w:bCs/>
-        </w:rPr>
-        <w:t xml:space="preserve">10. Match each a(b + c) light cue to its ab + ac expanded form.</w:t>
-      </w:r>
-    </w:p>
-    <w:tbl>
-      <w:tblPr>
-        <w:tblW w:type="pct" w:w="100%"/>
-        <w:tblBorders>
-          <w:top w:val="single" w:color="auto" w:sz="4"/>
-          <w:left w:val="single" w:color="auto" w:sz="4"/>
-          <w:bottom w:val="single" w:color="auto" w:sz="4"/>
-          <w:right w:val="single" w:color="auto" w:sz="4"/>
-          <w:insideH w:val="single" w:color="auto" w:sz="4"/>
-          <w:insideV w:val="single" w:color="auto" w:sz="4"/>
-        </w:tblBorders>
-      </w:tblPr>
-      <w:tblGrid>
-        <w:gridCol w:w="100"/>
         <w:gridCol w:w="100"/>
       </w:tblGrid>
       <w:tr>
@@ -1378,7 +877,7 @@
         </w:trPr>
         <w:tc>
           <w:tcPr>
-            <w:tcW w:type="pct" w:w="50%"/>
+            <w:tcW w:type="pct" w:w="33%"/>
           </w:tcPr>
           <w:p>
             <w:r>
@@ -1386,13 +885,13 @@
                 <w:b/>
                 <w:bCs/>
               </w:rPr>
-              <w:t xml:space="preserve">Item</w:t>
-            </w:r>
-          </w:p>
-        </w:tc>
-        <w:tc>
-          <w:tcPr>
-            <w:tcW w:type="pct" w:w="50%"/>
+              <w:t xml:space="preserve">Situation</w:t>
+            </w:r>
+          </w:p>
+        </w:tc>
+        <w:tc>
+          <w:tcPr>
+            <w:tcW w:type="pct" w:w="33%"/>
           </w:tcPr>
           <w:p>
             <w:r>
@@ -1400,7 +899,21 @@
                 <w:b/>
                 <w:bCs/>
               </w:rPr>
-              <w:t xml:space="preserve">Answer choices</w:t>
+              <w:t xml:space="preserve">Variable</w:t>
+            </w:r>
+          </w:p>
+        </w:tc>
+        <w:tc>
+          <w:tcPr>
+            <w:tcW w:type="pct" w:w="33%"/>
+          </w:tcPr>
+          <w:p>
+            <w:r>
+              <w:rPr>
+                <w:b/>
+                <w:bCs/>
+              </w:rPr>
+              <w:t xml:space="preserve">Expression</w:t>
             </w:r>
           </w:p>
         </w:tc>
@@ -1408,21 +921,43 @@
       <w:tr>
         <w:tc>
           <w:tcPr>
-            <w:tcW w:type="pct" w:w="50%"/>
-          </w:tcPr>
-          <w:p>
-            <w:r>
-              <w:t xml:space="preserve">____  2(b + c)</w:t>
-            </w:r>
-          </w:p>
-        </w:tc>
-        <w:tc>
-          <w:tcPr>
-            <w:tcW w:type="pct" w:w="50%"/>
-          </w:tcPr>
-          <w:p>
-            <w:r>
-              <w:t xml:space="preserve">D. 5p + 5</w:t>
+            <w:tcW w:type="pct" w:w="33%"/>
+          </w:tcPr>
+          <w:p>
+            <w:r>
+              <w:rPr>
+                <w:b w:val="false"/>
+                <w:bCs w:val="false"/>
+              </w:rPr>
+              <w:t xml:space="preserve">Movie tickets cost $12 each</w:t>
+            </w:r>
+          </w:p>
+        </w:tc>
+        <w:tc>
+          <w:tcPr>
+            <w:tcW w:type="pct" w:w="33%"/>
+          </w:tcPr>
+          <w:p>
+            <w:r>
+              <w:rPr>
+                <w:b w:val="false"/>
+                <w:bCs w:val="false"/>
+              </w:rPr>
+              <w:t xml:space="preserve">t = number of tickets</w:t>
+            </w:r>
+          </w:p>
+        </w:tc>
+        <w:tc>
+          <w:tcPr>
+            <w:tcW w:type="pct" w:w="33%"/>
+          </w:tcPr>
+          <w:p>
+            <w:r>
+              <w:rPr>
+                <w:b w:val="false"/>
+                <w:bCs w:val="false"/>
+              </w:rPr>
+              <w:t xml:space="preserve"> </w:t>
             </w:r>
           </w:p>
         </w:tc>
@@ -1430,21 +965,43 @@
       <w:tr>
         <w:tc>
           <w:tcPr>
-            <w:tcW w:type="pct" w:w="50%"/>
-          </w:tcPr>
-          <w:p>
-            <w:r>
-              <w:t xml:space="preserve">____  6(x + 2)</w:t>
-            </w:r>
-          </w:p>
-        </w:tc>
-        <w:tc>
-          <w:tcPr>
-            <w:tcW w:type="pct" w:w="50%"/>
-          </w:tcPr>
-          <w:p>
-            <w:r>
-              <w:t xml:space="preserve">C. 3m + 15</w:t>
+            <w:tcW w:type="pct" w:w="33%"/>
+          </w:tcPr>
+          <w:p>
+            <w:r>
+              <w:rPr>
+                <w:b w:val="false"/>
+                <w:bCs w:val="false"/>
+              </w:rPr>
+              <w:t xml:space="preserve">You had $50 and spent some money</w:t>
+            </w:r>
+          </w:p>
+        </w:tc>
+        <w:tc>
+          <w:tcPr>
+            <w:tcW w:type="pct" w:w="33%"/>
+          </w:tcPr>
+          <w:p>
+            <w:r>
+              <w:rPr>
+                <w:b w:val="false"/>
+                <w:bCs w:val="false"/>
+              </w:rPr>
+              <w:t xml:space="preserve">s = dollars spent</w:t>
+            </w:r>
+          </w:p>
+        </w:tc>
+        <w:tc>
+          <w:tcPr>
+            <w:tcW w:type="pct" w:w="33%"/>
+          </w:tcPr>
+          <w:p>
+            <w:r>
+              <w:rPr>
+                <w:b w:val="false"/>
+                <w:bCs w:val="false"/>
+              </w:rPr>
+              <w:t xml:space="preserve"> </w:t>
             </w:r>
           </w:p>
         </w:tc>
@@ -1452,21 +1009,43 @@
       <w:tr>
         <w:tc>
           <w:tcPr>
-            <w:tcW w:type="pct" w:w="50%"/>
-          </w:tcPr>
-          <w:p>
-            <w:r>
-              <w:t xml:space="preserve">____  3(m + 5)</w:t>
-            </w:r>
-          </w:p>
-        </w:tc>
-        <w:tc>
-          <w:tcPr>
-            <w:tcW w:type="pct" w:w="50%"/>
-          </w:tcPr>
-          <w:p>
-            <w:r>
-              <w:t xml:space="preserve">B. 6x + 12</w:t>
+            <w:tcW w:type="pct" w:w="33%"/>
+          </w:tcPr>
+          <w:p>
+            <w:r>
+              <w:rPr>
+                <w:b w:val="false"/>
+                <w:bCs w:val="false"/>
+              </w:rPr>
+              <w:t xml:space="preserve">Each student gets 3 pencils plus 2 erasers</w:t>
+            </w:r>
+          </w:p>
+        </w:tc>
+        <w:tc>
+          <w:tcPr>
+            <w:tcW w:type="pct" w:w="33%"/>
+          </w:tcPr>
+          <w:p>
+            <w:r>
+              <w:rPr>
+                <w:b w:val="false"/>
+                <w:bCs w:val="false"/>
+              </w:rPr>
+              <w:t xml:space="preserve">n = number of students</w:t>
+            </w:r>
+          </w:p>
+        </w:tc>
+        <w:tc>
+          <w:tcPr>
+            <w:tcW w:type="pct" w:w="33%"/>
+          </w:tcPr>
+          <w:p>
+            <w:r>
+              <w:rPr>
+                <w:b w:val="false"/>
+                <w:bCs w:val="false"/>
+              </w:rPr>
+              <w:t xml:space="preserve"> </w:t>
             </w:r>
           </w:p>
         </w:tc>
@@ -1474,21 +1053,43 @@
       <w:tr>
         <w:tc>
           <w:tcPr>
-            <w:tcW w:type="pct" w:w="50%"/>
-          </w:tcPr>
-          <w:p>
-            <w:r>
-              <w:t xml:space="preserve">____  5(p + 1)</w:t>
-            </w:r>
-          </w:p>
-        </w:tc>
-        <w:tc>
-          <w:tcPr>
-            <w:tcW w:type="pct" w:w="50%"/>
-          </w:tcPr>
-          <w:p>
-            <w:r>
-              <w:t xml:space="preserve">A. 2b + 2c</w:t>
+            <w:tcW w:type="pct" w:w="33%"/>
+          </w:tcPr>
+          <w:p>
+            <w:r>
+              <w:rPr>
+                <w:b w:val="false"/>
+                <w:bCs w:val="false"/>
+              </w:rPr>
+              <w:t xml:space="preserve">A pizza is split equally among friends</w:t>
+            </w:r>
+          </w:p>
+        </w:tc>
+        <w:tc>
+          <w:tcPr>
+            <w:tcW w:type="pct" w:w="33%"/>
+          </w:tcPr>
+          <w:p>
+            <w:r>
+              <w:rPr>
+                <w:b w:val="false"/>
+                <w:bCs w:val="false"/>
+              </w:rPr>
+              <w:t xml:space="preserve">f = number of friends, pizza = 24 slices</w:t>
+            </w:r>
+          </w:p>
+        </w:tc>
+        <w:tc>
+          <w:tcPr>
+            <w:tcW w:type="pct" w:w="33%"/>
+          </w:tcPr>
+          <w:p>
+            <w:r>
+              <w:rPr>
+                <w:b w:val="false"/>
+                <w:bCs w:val="false"/>
+              </w:rPr>
+              <w:t xml:space="preserve"> </w:t>
             </w:r>
           </w:p>
         </w:tc>
@@ -1506,6 +1107,335 @@
       </w:r>
     </w:p>
     <w:p>
+      <w:pPr>
+        <w:spacing w:after="80" w:before="0"/>
+      </w:pPr>
+      <w:r>
+        <w:rPr>
+          <w:b/>
+          <w:bCs/>
+        </w:rPr>
+        <w:t xml:space="preserve">6. onLevel — Spot the Common Mistake</w:t>
+      </w:r>
+    </w:p>
+    <w:p>
+      <w:pPr>
+        <w:spacing w:after="40" w:before="0"/>
+      </w:pPr>
+      <w:r>
+        <w:t xml:space="preserve">   Step 1 (Phrase): 8 divided by a number m</w:t>
+      </w:r>
+    </w:p>
+    <w:p>
+      <w:pPr>
+        <w:spacing w:after="40" w:before="0"/>
+      </w:pPr>
+      <w:r>
+        <w:t xml:space="preserve">   Step 2 (Student's expression): m ÷ 8</w:t>
+      </w:r>
+    </w:p>
+    <w:p>
+      <w:pPr>
+        <w:spacing w:after="40" w:before="0"/>
+      </w:pPr>
+      <w:r>
+        <w:t xml:space="preserve">   Step 3 (Reasoning): I saw 'divided by' so I wrote the variable first and then 8.</w:t>
+      </w:r>
+    </w:p>
+    <w:p>
+      <w:pPr>
+        <w:spacing w:after="60" w:before="0"/>
+      </w:pPr>
+      <w:r>
+        <w:rPr>
+          <w:i/>
+          <w:iCs/>
+        </w:rPr>
+        <w:t xml:space="preserve">Which step has the mistake? Explain and fix it:</w:t>
+      </w:r>
+    </w:p>
+    <w:p>
+      <w:pPr>
+        <w:spacing w:after="60" w:before="120"/>
+      </w:pPr>
+      <w:r>
+        <w:rPr>
+          <w:color w:val="BBBBBB"/>
+        </w:rPr>
+        <w:t xml:space="preserve">______________________________________________________________________</w:t>
+      </w:r>
+    </w:p>
+    <w:p>
+      <w:pPr>
+        <w:spacing w:after="60" w:before="120"/>
+      </w:pPr>
+      <w:r>
+        <w:rPr>
+          <w:color w:val="BBBBBB"/>
+        </w:rPr>
+        <w:t xml:space="preserve">______________________________________________________________________</w:t>
+      </w:r>
+    </w:p>
+    <w:p>
+      <w:pPr>
+        <w:spacing w:after="60" w:before="120"/>
+      </w:pPr>
+      <w:r>
+        <w:rPr>
+          <w:color w:val="BBBBBB"/>
+        </w:rPr>
+        <w:t xml:space="preserve">______________________________________________________________________</w:t>
+      </w:r>
+    </w:p>
+    <w:p>
+      <w:pPr>
+        <w:spacing w:after="80" w:before="0"/>
+      </w:pPr>
+      <w:r>
+        <w:rPr>
+          <w:b/>
+          <w:bCs/>
+        </w:rPr>
+        <w:t xml:space="preserve">7. Line 1: A lyric says '7 more than a number of beats n.' Which expression matches?</w:t>
+      </w:r>
+    </w:p>
+    <w:p>
+      <w:pPr>
+        <w:spacing w:after="40" w:before="0"/>
+      </w:pPr>
+      <w:r>
+        <w:t xml:space="preserve">     A. n + 7</w:t>
+      </w:r>
+    </w:p>
+    <w:p>
+      <w:pPr>
+        <w:spacing w:after="40" w:before="0"/>
+      </w:pPr>
+      <w:r>
+        <w:t xml:space="preserve">     B. 7n</w:t>
+      </w:r>
+    </w:p>
+    <w:p>
+      <w:pPr>
+        <w:spacing w:after="40" w:before="0"/>
+      </w:pPr>
+      <w:r>
+        <w:t xml:space="preserve">     C. n − 7</w:t>
+      </w:r>
+    </w:p>
+    <w:p>
+      <w:pPr>
+        <w:spacing w:after="40" w:before="0"/>
+      </w:pPr>
+      <w:r>
+        <w:t xml:space="preserve">     D. 7 − n</w:t>
+      </w:r>
+    </w:p>
+    <w:p>
+      <w:pPr>
+        <w:spacing w:after="60" w:before="120"/>
+      </w:pPr>
+      <w:r>
+        <w:rPr>
+          <w:color w:val="BBBBBB"/>
+        </w:rPr>
+        <w:t xml:space="preserve">______________________________________________________________________</w:t>
+      </w:r>
+    </w:p>
+    <w:p>
+      <w:pPr>
+        <w:spacing w:after="80" w:before="0"/>
+      </w:pPr>
+      <w:r>
+        <w:rPr>
+          <w:b/>
+          <w:bCs/>
+        </w:rPr>
+        <w:t xml:space="preserve">8. Line 2: The chorus says '5 less than a number of tracks x.' Which expression matches?</w:t>
+      </w:r>
+    </w:p>
+    <w:p>
+      <w:pPr>
+        <w:spacing w:after="40" w:before="0"/>
+      </w:pPr>
+      <w:r>
+        <w:t xml:space="preserve">     A. x − 5</w:t>
+      </w:r>
+    </w:p>
+    <w:p>
+      <w:pPr>
+        <w:spacing w:after="40" w:before="0"/>
+      </w:pPr>
+      <w:r>
+        <w:t xml:space="preserve">     B. 5 − x</w:t>
+      </w:r>
+    </w:p>
+    <w:p>
+      <w:pPr>
+        <w:spacing w:after="40" w:before="0"/>
+      </w:pPr>
+      <w:r>
+        <w:t xml:space="preserve">     C. 5x</w:t>
+      </w:r>
+    </w:p>
+    <w:p>
+      <w:pPr>
+        <w:spacing w:after="40" w:before="0"/>
+      </w:pPr>
+      <w:r>
+        <w:t xml:space="preserve">     D. x + 5</w:t>
+      </w:r>
+    </w:p>
+    <w:p>
+      <w:pPr>
+        <w:spacing w:after="60" w:before="120"/>
+      </w:pPr>
+      <w:r>
+        <w:rPr>
+          <w:color w:val="BBBBBB"/>
+        </w:rPr>
+        <w:t xml:space="preserve">______________________________________________________________________</w:t>
+      </w:r>
+    </w:p>
+    <w:p>
+      <w:pPr>
+        <w:spacing w:after="80" w:before="0"/>
+      </w:pPr>
+      <w:r>
+        <w:rPr>
+          <w:b/>
+          <w:bCs/>
+        </w:rPr>
+        <w:t xml:space="preserve">9. Line 3: A verse says 'twice a number of speakers' (use s). Which expression matches?</w:t>
+      </w:r>
+    </w:p>
+    <w:p>
+      <w:pPr>
+        <w:spacing w:after="40" w:before="0"/>
+      </w:pPr>
+      <w:r>
+        <w:t xml:space="preserve">     A. 2s</w:t>
+      </w:r>
+    </w:p>
+    <w:p>
+      <w:pPr>
+        <w:spacing w:after="40" w:before="0"/>
+      </w:pPr>
+      <w:r>
+        <w:t xml:space="preserve">     B. s + 2</w:t>
+      </w:r>
+    </w:p>
+    <w:p>
+      <w:pPr>
+        <w:spacing w:after="40" w:before="0"/>
+      </w:pPr>
+      <w:r>
+        <w:t xml:space="preserve">     C. s − 2</w:t>
+      </w:r>
+    </w:p>
+    <w:p>
+      <w:pPr>
+        <w:spacing w:after="40" w:before="0"/>
+      </w:pPr>
+      <w:r>
+        <w:t xml:space="preserve">     D. s ÷ 2</w:t>
+      </w:r>
+    </w:p>
+    <w:p>
+      <w:pPr>
+        <w:spacing w:after="60" w:before="120"/>
+      </w:pPr>
+      <w:r>
+        <w:rPr>
+          <w:color w:val="BBBBBB"/>
+        </w:rPr>
+        <w:t xml:space="preserve">______________________________________________________________________</w:t>
+      </w:r>
+    </w:p>
+    <w:p>
+      <w:pPr>
+        <w:spacing w:after="80" w:before="0"/>
+      </w:pPr>
+      <w:r>
+        <w:rPr>
+          <w:b/>
+          <w:bCs/>
+        </w:rPr>
+        <w:t xml:space="preserve">10. Sort each studio lyric by the operation its key word names.</w:t>
+      </w:r>
+    </w:p>
+    <w:p>
+      <w:pPr>
+        <w:spacing w:after="80" w:before="0"/>
+      </w:pPr>
+      <w:r>
+        <w:rPr>
+          <w:i/>
+          <w:iCs/>
+        </w:rPr>
+        <w:t xml:space="preserve">Groups: Addition   |   Subtraction   |   Multiplication   |   Division</w:t>
+      </w:r>
+    </w:p>
+    <w:p>
+      <w:pPr>
+        <w:spacing w:after="40" w:before="0"/>
+      </w:pPr>
+      <w:r>
+        <w:t xml:space="preserve">   • the sum of a number of mics m and 9   → __________________</w:t>
+      </w:r>
+    </w:p>
+    <w:p>
+      <w:pPr>
+        <w:spacing w:after="40" w:before="0"/>
+      </w:pPr>
+      <w:r>
+        <w:t xml:space="preserve">   • a number of riffs r increased by 6   → __________________</w:t>
+      </w:r>
+    </w:p>
+    <w:p>
+      <w:pPr>
+        <w:spacing w:after="40" w:before="0"/>
+      </w:pPr>
+      <w:r>
+        <w:t xml:space="preserve">   • 4 less than a number of solos j   → __________________</w:t>
+      </w:r>
+    </w:p>
+    <w:p>
+      <w:pPr>
+        <w:spacing w:after="40" w:before="0"/>
+      </w:pPr>
+      <w:r>
+        <w:t xml:space="preserve">   • a number of takes k decreased by 8   → __________________</w:t>
+      </w:r>
+    </w:p>
+    <w:p>
+      <w:pPr>
+        <w:spacing w:after="40" w:before="0"/>
+      </w:pPr>
+      <w:r>
+        <w:t xml:space="preserve">   • the product of 5 and a number of loops g   → __________________</w:t>
+      </w:r>
+    </w:p>
+    <w:p>
+      <w:pPr>
+        <w:spacing w:after="40" w:before="0"/>
+      </w:pPr>
+      <w:r>
+        <w:t xml:space="preserve">   • a number of verses v divided by 3   → __________________</w:t>
+      </w:r>
+    </w:p>
+    <w:p>
+      <w:pPr>
+        <w:spacing w:after="60" w:before="120"/>
+      </w:pPr>
+      <w:r>
+        <w:rPr>
+          <w:color w:val="BBBBBB"/>
+        </w:rPr>
+        <w:t xml:space="preserve">______________________________________________________________________</w:t>
+      </w:r>
+    </w:p>
+    <w:p>
       <w:r>
         <w:br w:type="page"/>
       </w:r>
@@ -1532,15 +1462,15 @@
           <w:b/>
           <w:bCs/>
         </w:rPr>
-        <w:t xml:space="preserve">1. A. 6n + 18</w:t>
-      </w:r>
-    </w:p>
-    <w:p>
-      <w:pPr>
-        <w:spacing w:after="20" w:before="0"/>
-      </w:pPr>
-      <w:r>
-        <w:t xml:space="preserve">     6(n + 3) = 6 × n + 6 × 3 = 6n + 18.</w:t>
+        <w:t xml:space="preserve">1. A. 6n</w:t>
+      </w:r>
+    </w:p>
+    <w:p>
+      <w:pPr>
+        <w:spacing w:after="20" w:before="0"/>
+      </w:pPr>
+      <w:r>
+        <w:t xml:space="preserve">     'Product' means multiplication, so the product of 6 and n is 6n.</w:t>
       </w:r>
     </w:p>
     <w:p>
@@ -1552,27 +1482,27 @@
           <w:i/>
           <w:iCs/>
         </w:rPr>
-        <w:t xml:space="preserve">     Watch for: The most common mistake in The Distributive Property is multiplying the outside factor by only the FIRST term inside the parentheses and forgetting the second — for example, writing 3(x + 4) = 3x + 4 instead of 3x + 12. Before you submit, check: did the outside number reach BOTH terms inside the parentheses?</w:t>
-      </w:r>
-    </w:p>
-    <w:p>
-      <w:pPr>
-        <w:spacing w:after="40" w:before="0"/>
-      </w:pPr>
-      <w:r>
-        <w:rPr>
-          <w:b/>
-          <w:bCs/>
-        </w:rPr>
-        <w:t xml:space="preserve">2. A. 12</w:t>
-      </w:r>
-    </w:p>
-    <w:p>
-      <w:pPr>
-        <w:spacing w:after="20" w:before="0"/>
-      </w:pPr>
-      <w:r>
-        <w:t xml:space="preserve">     4(5 − 2) = 4 × 5 − 4 × 2 = 20 − 8 = 12.</w:t>
+        <w:t xml:space="preserve">     Watch for: A common mistake in Write Algebraic Expressions is treating 'each' or 'per' as if it means add instead of multiply, and attaching the variable to the wrong number. For 'a $25 setup fee plus $8 per hour, h,' students often write 25 + 8 + h (adding all three numbers) or 25h + 8 (multiplying the flat fee by h) instead of the correct 8h + 25. Since $8 applies per hour, it must multiply the variable (8h), and the flat $25 fee is a constant added only once — check that the per-unit rate, not the flat fee, is the number multiplied by the variable.</w:t>
+      </w:r>
+    </w:p>
+    <w:p>
+      <w:pPr>
+        <w:spacing w:after="40" w:before="0"/>
+      </w:pPr>
+      <w:r>
+        <w:rPr>
+          <w:b/>
+          <w:bCs/>
+        </w:rPr>
+        <w:t xml:space="preserve">2. A. y − 9</w:t>
+      </w:r>
+    </w:p>
+    <w:p>
+      <w:pPr>
+        <w:spacing w:after="20" w:before="0"/>
+      </w:pPr>
+      <w:r>
+        <w:t xml:space="preserve">     'Less than' means subtract from the number, so it's y − 9.</w:t>
       </w:r>
     </w:p>
     <w:p>
@@ -1584,51 +1514,67 @@
           <w:i/>
           <w:iCs/>
         </w:rPr>
-        <w:t xml:space="preserve">     Watch for: The most common mistake in The Distributive Property is multiplying the outside factor by only the FIRST term inside the parentheses and forgetting the second — for example, writing 3(x + 4) = 3x + 4 instead of 3x + 12. Before you submit, check: did the outside number reach BOTH terms inside the parentheses?</w:t>
-      </w:r>
-    </w:p>
-    <w:p>
-      <w:pPr>
-        <w:spacing w:after="40" w:before="0"/>
-      </w:pPr>
-      <w:r>
-        <w:rPr>
-          <w:b/>
-          <w:bCs/>
-        </w:rPr>
-        <w:t xml:space="preserve">3. Use the distributive property to expand each expression.</w:t>
-      </w:r>
-    </w:p>
-    <w:p>
-      <w:pPr>
-        <w:spacing w:after="20" w:before="0"/>
-      </w:pPr>
-      <w:r>
-        <w:t xml:space="preserve">     3(2x + 5) — Expanded Form: 6x + 15</w:t>
-      </w:r>
-    </w:p>
-    <w:p>
-      <w:pPr>
-        <w:spacing w:after="20" w:before="0"/>
-      </w:pPr>
-      <w:r>
-        <w:t xml:space="preserve">     7(a − 4) — Expanded Form: 7a − 28</w:t>
-      </w:r>
-    </w:p>
-    <w:p>
-      <w:pPr>
-        <w:spacing w:after="20" w:before="0"/>
-      </w:pPr>
-      <w:r>
-        <w:t xml:space="preserve">     2(3m + 8) — Expanded Form: 6m + 16</w:t>
-      </w:r>
-    </w:p>
-    <w:p>
-      <w:pPr>
-        <w:spacing w:after="20" w:before="0"/>
-      </w:pPr>
-      <w:r>
-        <w:t xml:space="preserve">     5(6 − y) — Expanded Form: 30 − 5y</w:t>
+        <w:t xml:space="preserve">     Watch for: A common mistake in Write Algebraic Expressions is treating 'each' or 'per' as if it means add instead of multiply, and attaching the variable to the wrong number. For 'a $25 setup fee plus $8 per hour, h,' students often write 25 + 8 + h (adding all three numbers) or 25h + 8 (multiplying the flat fee by h) instead of the correct 8h + 25. Since $8 applies per hour, it must multiply the variable (8h), and the flat $25 fee is a constant added only once — check that the per-unit rate, not the flat fee, is the number multiplied by the variable.</w:t>
+      </w:r>
+    </w:p>
+    <w:p>
+      <w:pPr>
+        <w:spacing w:after="40" w:before="0"/>
+      </w:pPr>
+      <w:r>
+        <w:rPr>
+          <w:b/>
+          <w:bCs/>
+        </w:rPr>
+        <w:t xml:space="preserve">3. Correct groups:</w:t>
+      </w:r>
+    </w:p>
+    <w:p>
+      <w:pPr>
+        <w:spacing w:after="20" w:before="0"/>
+      </w:pPr>
+      <w:r>
+        <w:t xml:space="preserve">     twice a number k → 2k → Correctly Matched</w:t>
+      </w:r>
+    </w:p>
+    <w:p>
+      <w:pPr>
+        <w:spacing w:after="20" w:before="0"/>
+      </w:pPr>
+      <w:r>
+        <w:t xml:space="preserve">     a number b divided by 5 → b ÷ 5 → Correctly Matched</w:t>
+      </w:r>
+    </w:p>
+    <w:p>
+      <w:pPr>
+        <w:spacing w:after="20" w:before="0"/>
+      </w:pPr>
+      <w:r>
+        <w:t xml:space="preserve">     the sum of a number d and 15 → d + 15 → Correctly Matched</w:t>
+      </w:r>
+    </w:p>
+    <w:p>
+      <w:pPr>
+        <w:spacing w:after="20" w:before="0"/>
+      </w:pPr>
+      <w:r>
+        <w:t xml:space="preserve">     10 decreased by a number r → 10 − r → Correctly Matched</w:t>
+      </w:r>
+    </w:p>
+    <w:p>
+      <w:pPr>
+        <w:spacing w:after="20" w:before="0"/>
+      </w:pPr>
+      <w:r>
+        <w:t xml:space="preserve">     4 more than triple a number c → 3c + 4 → Correctly Matched</w:t>
+      </w:r>
+    </w:p>
+    <w:p>
+      <w:pPr>
+        <w:spacing w:after="20" w:before="0"/>
+      </w:pPr>
+      <w:r>
+        <w:t xml:space="preserve">     half of a number h → h ÷ 2 → Correctly Matched</w:t>
       </w:r>
     </w:p>
     <w:p>
@@ -1656,47 +1602,47 @@
         <w:spacing w:after="20" w:before="0"/>
       </w:pPr>
       <w:r>
-        <w:t xml:space="preserve">     2(x + 9) → 2x + 18</w:t>
-      </w:r>
-    </w:p>
-    <w:p>
-      <w:pPr>
-        <w:spacing w:after="20" w:before="0"/>
-      </w:pPr>
-      <w:r>
-        <w:t xml:space="preserve">     5(3n − 2) → 15n − 10</w:t>
-      </w:r>
-    </w:p>
-    <w:p>
-      <w:pPr>
-        <w:spacing w:after="20" w:before="0"/>
-      </w:pPr>
-      <w:r>
-        <w:t xml:space="preserve">     4(a + 6) → 4a + 24</w:t>
-      </w:r>
-    </w:p>
-    <w:p>
-      <w:pPr>
-        <w:spacing w:after="20" w:before="0"/>
-      </w:pPr>
-      <w:r>
-        <w:t xml:space="preserve">     3(7 − y) → 21 − 3y</w:t>
-      </w:r>
-    </w:p>
-    <w:p>
-      <w:pPr>
-        <w:spacing w:after="20" w:before="0"/>
-      </w:pPr>
-      <w:r>
-        <w:t xml:space="preserve">     6(2m + 1) → 12m + 6</w:t>
-      </w:r>
-    </w:p>
-    <w:p>
-      <w:pPr>
-        <w:spacing w:after="20" w:before="0"/>
-      </w:pPr>
-      <w:r>
-        <w:t xml:space="preserve">     8(x − 3) → 8x − 24</w:t>
+        <w:t xml:space="preserve">     the product of 5 and n → 5n</w:t>
+      </w:r>
+    </w:p>
+    <w:p>
+      <w:pPr>
+        <w:spacing w:after="20" w:before="0"/>
+      </w:pPr>
+      <w:r>
+        <w:t xml:space="preserve">     8 less than a number w → w − 8</w:t>
+      </w:r>
+    </w:p>
+    <w:p>
+      <w:pPr>
+        <w:spacing w:after="20" w:before="0"/>
+      </w:pPr>
+      <w:r>
+        <w:t xml:space="preserve">     a number p increased by 12 → p + 12</w:t>
+      </w:r>
+    </w:p>
+    <w:p>
+      <w:pPr>
+        <w:spacing w:after="20" w:before="0"/>
+      </w:pPr>
+      <w:r>
+        <w:t xml:space="preserve">     twice a number x, plus 3 → 2x + 3</w:t>
+      </w:r>
+    </w:p>
+    <w:p>
+      <w:pPr>
+        <w:spacing w:after="20" w:before="0"/>
+      </w:pPr>
+      <w:r>
+        <w:t xml:space="preserve">     a number y divided by 4 → y ÷ 4</w:t>
+      </w:r>
+    </w:p>
+    <w:p>
+      <w:pPr>
+        <w:spacing w:after="20" w:before="0"/>
+      </w:pPr>
+      <w:r>
+        <w:t xml:space="preserve">     7 more than a number z → z + 7</w:t>
       </w:r>
     </w:p>
     <w:p>
@@ -1716,55 +1662,39 @@
           <w:b/>
           <w:bCs/>
         </w:rPr>
-        <w:t xml:space="preserve">5. Correct groups:</w:t>
-      </w:r>
-    </w:p>
-    <w:p>
-      <w:pPr>
-        <w:spacing w:after="20" w:before="0"/>
-      </w:pPr>
-      <w:r>
-        <w:t xml:space="preserve">     3(x + 7) = 3x + 21 → Constant &gt; 15</w:t>
-      </w:r>
-    </w:p>
-    <w:p>
-      <w:pPr>
-        <w:spacing w:after="20" w:before="0"/>
-      </w:pPr>
-      <w:r>
-        <w:t xml:space="preserve">     2(n + 5) = 2n + 10 → Constant ≤ 15</w:t>
-      </w:r>
-    </w:p>
-    <w:p>
-      <w:pPr>
-        <w:spacing w:after="20" w:before="0"/>
-      </w:pPr>
-      <w:r>
-        <w:t xml:space="preserve">     5(a + 4) = 5a + 20 → Constant &gt; 15</w:t>
-      </w:r>
-    </w:p>
-    <w:p>
-      <w:pPr>
-        <w:spacing w:after="20" w:before="0"/>
-      </w:pPr>
-      <w:r>
-        <w:t xml:space="preserve">     4(y − 2) = 4y − 8 → Constant ≤ 15</w:t>
-      </w:r>
-    </w:p>
-    <w:p>
-      <w:pPr>
-        <w:spacing w:after="20" w:before="0"/>
-      </w:pPr>
-      <w:r>
-        <w:t xml:space="preserve">     6(m + 3) = 6m + 18 → Constant &gt; 15</w:t>
-      </w:r>
-    </w:p>
-    <w:p>
-      <w:pPr>
-        <w:spacing w:after="20" w:before="0"/>
-      </w:pPr>
-      <w:r>
-        <w:t xml:space="preserve">     2(3x + 1) = 6x + 2 → Constant ≤ 15</w:t>
+        <w:t xml:space="preserve">5. Write an algebraic expression for each real-world situation.</w:t>
+      </w:r>
+    </w:p>
+    <w:p>
+      <w:pPr>
+        <w:spacing w:after="20" w:before="0"/>
+      </w:pPr>
+      <w:r>
+        <w:t xml:space="preserve">     Movie tickets cost $12 each — Expression: 12t</w:t>
+      </w:r>
+    </w:p>
+    <w:p>
+      <w:pPr>
+        <w:spacing w:after="20" w:before="0"/>
+      </w:pPr>
+      <w:r>
+        <w:t xml:space="preserve">     You had $50 and spent some money — Expression: 50 − s</w:t>
+      </w:r>
+    </w:p>
+    <w:p>
+      <w:pPr>
+        <w:spacing w:after="20" w:before="0"/>
+      </w:pPr>
+      <w:r>
+        <w:t xml:space="preserve">     Each student gets 3 pencils plus 2 erasers — Expression: 3n + 2n or 5n</w:t>
+      </w:r>
+    </w:p>
+    <w:p>
+      <w:pPr>
+        <w:spacing w:after="20" w:before="0"/>
+      </w:pPr>
+      <w:r>
+        <w:t xml:space="preserve">     A pizza is split equally among friends — Expression: 24 ÷ f</w:t>
       </w:r>
     </w:p>
     <w:p>
@@ -1800,27 +1730,27 @@
         <w:spacing w:after="20" w:before="0"/>
       </w:pPr>
       <w:r>
-        <w:t xml:space="preserve">     Correct work: 5(3x + 2) = 5 × 3x + 5 × 2 = 15x + 10. The student distributed the 5 to the 3x (getting 15x) but left the 2 unchanged. The factor must multiply every term inside, so 5 × 2 = 10, not 2.</w:t>
-      </w:r>
-    </w:p>
-    <w:p>
-      <w:pPr>
-        <w:spacing w:after="40" w:before="0"/>
-      </w:pPr>
-      <w:r>
-        <w:rPr>
-          <w:b/>
-          <w:bCs/>
-        </w:rPr>
-        <w:t xml:space="preserve">7. A. 3x + 12</w:t>
-      </w:r>
-    </w:p>
-    <w:p>
-      <w:pPr>
-        <w:spacing w:after="20" w:before="0"/>
-      </w:pPr>
-      <w:r>
-        <w:t xml:space="preserve">     Distribute the 3 to each term: 3 × x + 3 × 4 = 3x + 12.</w:t>
+        <w:t xml:space="preserve">     Correct work: '8 divided by a number m' means start with 8 and divide it by m: 8 ÷ m. Division is not commutative, so order matters — m ÷ 8 means something different (a number m divided by 8).</w:t>
+      </w:r>
+    </w:p>
+    <w:p>
+      <w:pPr>
+        <w:spacing w:after="40" w:before="0"/>
+      </w:pPr>
+      <w:r>
+        <w:rPr>
+          <w:b/>
+          <w:bCs/>
+        </w:rPr>
+        <w:t xml:space="preserve">7. A. n + 7</w:t>
+      </w:r>
+    </w:p>
+    <w:p>
+      <w:pPr>
+        <w:spacing w:after="20" w:before="0"/>
+      </w:pPr>
+      <w:r>
+        <w:t xml:space="preserve">     'More than' means addition, so '7 more than n' is n + 7.</w:t>
       </w:r>
     </w:p>
     <w:p>
@@ -1832,27 +1762,27 @@
           <w:i/>
           <w:iCs/>
         </w:rPr>
-        <w:t xml:space="preserve">     Watch for: The most common mistake in The Distributive Property is multiplying the outside factor by only the FIRST term inside the parentheses and forgetting the second — for example, writing 3(x + 4) = 3x + 4 instead of 3x + 12. Before you submit, check: did the outside number reach BOTH terms inside the parentheses?</w:t>
-      </w:r>
-    </w:p>
-    <w:p>
-      <w:pPr>
-        <w:spacing w:after="40" w:before="0"/>
-      </w:pPr>
-      <w:r>
-        <w:rPr>
-          <w:b/>
-          <w:bCs/>
-        </w:rPr>
-        <w:t xml:space="preserve">8. A. 10 + 5n</w:t>
-      </w:r>
-    </w:p>
-    <w:p>
-      <w:pPr>
-        <w:spacing w:after="20" w:before="0"/>
-      </w:pPr>
-      <w:r>
-        <w:t xml:space="preserve">     Distribute the 5 to each term: 5 × 2 + 5 × n = 10 + 5n.</w:t>
+        <w:t xml:space="preserve">     Watch for: A common mistake in Write Algebraic Expressions is treating 'each' or 'per' as if it means add instead of multiply, and attaching the variable to the wrong number. For 'a $25 setup fee plus $8 per hour, h,' students often write 25 + 8 + h (adding all three numbers) or 25h + 8 (multiplying the flat fee by h) instead of the correct 8h + 25. Since $8 applies per hour, it must multiply the variable (8h), and the flat $25 fee is a constant added only once — check that the per-unit rate, not the flat fee, is the number multiplied by the variable.</w:t>
+      </w:r>
+    </w:p>
+    <w:p>
+      <w:pPr>
+        <w:spacing w:after="40" w:before="0"/>
+      </w:pPr>
+      <w:r>
+        <w:rPr>
+          <w:b/>
+          <w:bCs/>
+        </w:rPr>
+        <w:t xml:space="preserve">8. A. x − 5</w:t>
+      </w:r>
+    </w:p>
+    <w:p>
+      <w:pPr>
+        <w:spacing w:after="20" w:before="0"/>
+      </w:pPr>
+      <w:r>
+        <w:t xml:space="preserve">     'Less than' subtracts from the number: start with x and take away 5, so x − 5.</w:t>
       </w:r>
     </w:p>
     <w:p>
@@ -1864,27 +1794,27 @@
           <w:i/>
           <w:iCs/>
         </w:rPr>
-        <w:t xml:space="preserve">     Watch for: The most common mistake in The Distributive Property is multiplying the outside factor by only the FIRST term inside the parentheses and forgetting the second — for example, writing 3(x + 4) = 3x + 4 instead of 3x + 12. Before you submit, check: did the outside number reach BOTH terms inside the parentheses?</w:t>
-      </w:r>
-    </w:p>
-    <w:p>
-      <w:pPr>
-        <w:spacing w:after="40" w:before="0"/>
-      </w:pPr>
-      <w:r>
-        <w:rPr>
-          <w:b/>
-          <w:bCs/>
-        </w:rPr>
-        <w:t xml:space="preserve">9. A. 4a + 8</w:t>
-      </w:r>
-    </w:p>
-    <w:p>
-      <w:pPr>
-        <w:spacing w:after="20" w:before="0"/>
-      </w:pPr>
-      <w:r>
-        <w:t xml:space="preserve">     Distribute the 4 to each term: 4 × a + 4 × 2 = 4a + 8.</w:t>
+        <w:t xml:space="preserve">     Watch for: A common mistake in Write Algebraic Expressions is treating 'each' or 'per' as if it means add instead of multiply, and attaching the variable to the wrong number. For 'a $25 setup fee plus $8 per hour, h,' students often write 25 + 8 + h (adding all three numbers) or 25h + 8 (multiplying the flat fee by h) instead of the correct 8h + 25. Since $8 applies per hour, it must multiply the variable (8h), and the flat $25 fee is a constant added only once — check that the per-unit rate, not the flat fee, is the number multiplied by the variable.</w:t>
+      </w:r>
+    </w:p>
+    <w:p>
+      <w:pPr>
+        <w:spacing w:after="40" w:before="0"/>
+      </w:pPr>
+      <w:r>
+        <w:rPr>
+          <w:b/>
+          <w:bCs/>
+        </w:rPr>
+        <w:t xml:space="preserve">9. A. 2s</w:t>
+      </w:r>
+    </w:p>
+    <w:p>
+      <w:pPr>
+        <w:spacing w:after="20" w:before="0"/>
+      </w:pPr>
+      <w:r>
+        <w:t xml:space="preserve">     'Twice' means two times the number, so twice s is 2s.</w:t>
       </w:r>
     </w:p>
     <w:p>
@@ -1896,51 +1826,67 @@
           <w:i/>
           <w:iCs/>
         </w:rPr>
-        <w:t xml:space="preserve">     Watch for: The most common mistake in The Distributive Property is multiplying the outside factor by only the FIRST term inside the parentheses and forgetting the second — for example, writing 3(x + 4) = 3x + 4 instead of 3x + 12. Before you submit, check: did the outside number reach BOTH terms inside the parentheses?</w:t>
-      </w:r>
-    </w:p>
-    <w:p>
-      <w:pPr>
-        <w:spacing w:after="40" w:before="0"/>
-      </w:pPr>
-      <w:r>
-        <w:rPr>
-          <w:b/>
-          <w:bCs/>
-        </w:rPr>
-        <w:t xml:space="preserve">10. Matches:</w:t>
-      </w:r>
-    </w:p>
-    <w:p>
-      <w:pPr>
-        <w:spacing w:after="20" w:before="0"/>
-      </w:pPr>
-      <w:r>
-        <w:t xml:space="preserve">     2(b + c) → 2b + 2c</w:t>
-      </w:r>
-    </w:p>
-    <w:p>
-      <w:pPr>
-        <w:spacing w:after="20" w:before="0"/>
-      </w:pPr>
-      <w:r>
-        <w:t xml:space="preserve">     6(x + 2) → 6x + 12</w:t>
-      </w:r>
-    </w:p>
-    <w:p>
-      <w:pPr>
-        <w:spacing w:after="20" w:before="0"/>
-      </w:pPr>
-      <w:r>
-        <w:t xml:space="preserve">     3(m + 5) → 3m + 15</w:t>
-      </w:r>
-    </w:p>
-    <w:p>
-      <w:pPr>
-        <w:spacing w:after="20" w:before="0"/>
-      </w:pPr>
-      <w:r>
-        <w:t xml:space="preserve">     5(p + 1) → 5p + 5</w:t>
+        <w:t xml:space="preserve">     Watch for: A common mistake in Write Algebraic Expressions is treating 'each' or 'per' as if it means add instead of multiply, and attaching the variable to the wrong number. For 'a $25 setup fee plus $8 per hour, h,' students often write 25 + 8 + h (adding all three numbers) or 25h + 8 (multiplying the flat fee by h) instead of the correct 8h + 25. Since $8 applies per hour, it must multiply the variable (8h), and the flat $25 fee is a constant added only once — check that the per-unit rate, not the flat fee, is the number multiplied by the variable.</w:t>
+      </w:r>
+    </w:p>
+    <w:p>
+      <w:pPr>
+        <w:spacing w:after="40" w:before="0"/>
+      </w:pPr>
+      <w:r>
+        <w:rPr>
+          <w:b/>
+          <w:bCs/>
+        </w:rPr>
+        <w:t xml:space="preserve">10. Correct groups:</w:t>
+      </w:r>
+    </w:p>
+    <w:p>
+      <w:pPr>
+        <w:spacing w:after="20" w:before="0"/>
+      </w:pPr>
+      <w:r>
+        <w:t xml:space="preserve">     the sum of a number of mics m and 9 → Addition</w:t>
+      </w:r>
+    </w:p>
+    <w:p>
+      <w:pPr>
+        <w:spacing w:after="20" w:before="0"/>
+      </w:pPr>
+      <w:r>
+        <w:t xml:space="preserve">     a number of riffs r increased by 6 → Addition</w:t>
+      </w:r>
+    </w:p>
+    <w:p>
+      <w:pPr>
+        <w:spacing w:after="20" w:before="0"/>
+      </w:pPr>
+      <w:r>
+        <w:t xml:space="preserve">     4 less than a number of solos j → Subtraction</w:t>
+      </w:r>
+    </w:p>
+    <w:p>
+      <w:pPr>
+        <w:spacing w:after="20" w:before="0"/>
+      </w:pPr>
+      <w:r>
+        <w:t xml:space="preserve">     a number of takes k decreased by 8 → Subtraction</w:t>
+      </w:r>
+    </w:p>
+    <w:p>
+      <w:pPr>
+        <w:spacing w:after="20" w:before="0"/>
+      </w:pPr>
+      <w:r>
+        <w:t xml:space="preserve">     the product of 5 and a number of loops g → Multiplication</w:t>
+      </w:r>
+    </w:p>
+    <w:p>
+      <w:pPr>
+        <w:spacing w:after="20" w:before="0"/>
+      </w:pPr>
+      <w:r>
+        <w:t xml:space="preserve">     a number of verses v divided by 3 → Division</w:t>
       </w:r>
     </w:p>
     <w:p>

--- a/lessons/6-5/homework.docx
+++ b/lessons/6-5/homework.docx
@@ -12,7 +12,7 @@
           <w:b/>
           <w:bCs/>
         </w:rPr>
-        <w:t xml:space="preserve">Write Algebraic Expressions — Homework</w:t>
+        <w:t xml:space="preserve">Write and Evaluate Algebraic Expressions — Homework</w:t>
       </w:r>
     </w:p>
     <w:p>
@@ -24,7 +24,7 @@
           <w:i/>
           <w:iCs/>
         </w:rPr>
-        <w:t xml:space="preserve">Lesson 6-3  •  Standard 6.AT.6a</w:t>
+        <w:t xml:space="preserve">Lesson 6-5  •  Standard 6.AT.6a</w:t>
       </w:r>
     </w:p>
     <w:p>
@@ -161,10 +161,10 @@
           <w:b/>
           <w:bCs/>
         </w:rPr>
-        <w:t xml:space="preserve">Variable (Variable)</w:t>
-      </w:r>
-      <w:r>
-        <w:t xml:space="preserve"> — A letter that stands for a number that is unknown or can change.</w:t>
+        <w:t xml:space="preserve">Write Algebraic Expressions (Escribir expresiones algebraicas)</w:t>
+      </w:r>
+      <w:r>
+        <w:t xml:space="preserve"> — Translate words or a situation into numbers, variables, and operation symbols.</w:t>
       </w:r>
     </w:p>
     <w:p>
@@ -224,10 +224,10 @@
           <w:b/>
           <w:bCs/>
         </w:rPr>
-        <w:t xml:space="preserve">Algebraic Expression (Expresión algebraica)</w:t>
-      </w:r>
-      <w:r>
-        <w:t xml:space="preserve"> — A math phrase that has at least one letter.</w:t>
+        <w:t xml:space="preserve">Variable (Variable)</w:t>
+      </w:r>
+      <w:r>
+        <w:t xml:space="preserve"> — A letter that stands for a number that is unknown or can change.</w:t>
       </w:r>
     </w:p>
     <w:p>
@@ -287,10 +287,10 @@
           <w:b/>
           <w:bCs/>
         </w:rPr>
-        <w:t xml:space="preserve">Coefficient (Coeficiente)</w:t>
-      </w:r>
-      <w:r>
-        <w:t xml:space="preserve"> — The number in front of a letter, like the 3 in 3x.</w:t>
+        <w:t xml:space="preserve">Algebraic Expression (Expresión algebraica)</w:t>
+      </w:r>
+      <w:r>
+        <w:t xml:space="preserve"> — A math phrase that has at least one letter.</w:t>
       </w:r>
     </w:p>
     <w:p>
@@ -350,10 +350,10 @@
           <w:b/>
           <w:bCs/>
         </w:rPr>
-        <w:t xml:space="preserve">Constant (Constante)</w:t>
-      </w:r>
-      <w:r>
-        <w:t xml:space="preserve"> — A number on its own that does not change.</w:t>
+        <w:t xml:space="preserve">Coefficient (Coeficiente)</w:t>
+      </w:r>
+      <w:r>
+        <w:t xml:space="preserve"> — The number in front of a letter, like the 3 in 3x.</w:t>
       </w:r>
     </w:p>
     <w:p>
@@ -413,10 +413,73 @@
           <w:b/>
           <w:bCs/>
         </w:rPr>
+        <w:t xml:space="preserve">Constant (Constante)</w:t>
+      </w:r>
+      <w:r>
+        <w:t xml:space="preserve"> — A fixed number in an expression or equation that does not change.</w:t>
+      </w:r>
+    </w:p>
+    <w:p>
+      <w:pPr>
+        <w:keepNext/>
+        <w:spacing w:after="20" w:before="80"/>
+        <w:jc w:val="center"/>
+      </w:pPr>
+      <w:r>
+        <w:drawing>
+          <wp:inline distT="0" distB="0" distL="0" distR="0">
+            <wp:extent cx="1047750" cy="790575"/>
+            <wp:effectExtent t="0" r="0" b="0" l="0"/>
+            <wp:docPr id="1" name="" descr="" title=""/>
+            <wp:cNvGraphicFramePr>
+              <a:graphicFrameLocks xmlns:a="http://schemas.openxmlformats.org/drawingml/2006/main" noChangeAspect="1"/>
+            </wp:cNvGraphicFramePr>
+            <a:graphic xmlns:a="http://schemas.openxmlformats.org/drawingml/2006/main">
+              <a:graphicData uri="http://schemas.openxmlformats.org/drawingml/2006/picture">
+                <pic:pic xmlns:pic="http://schemas.openxmlformats.org/drawingml/2006/picture">
+                  <pic:nvPicPr>
+                    <pic:cNvPr id="0" name="" descr=""/>
+                    <pic:cNvPicPr>
+                      <a:picLocks noChangeAspect="1" noChangeArrowheads="1"/>
+                    </pic:cNvPicPr>
+                  </pic:nvPicPr>
+                  <pic:blipFill>
+                    <a:blip r:embed="rId12" cstate="none"/>
+                    <a:srcRect/>
+                    <a:stretch>
+                      <a:fillRect/>
+                    </a:stretch>
+                  </pic:blipFill>
+                  <pic:spPr bwMode="auto">
+                    <a:xfrm>
+                      <a:off x="0" y="0"/>
+                      <a:ext cx="1047750" cy="790575"/>
+                    </a:xfrm>
+                    <a:prstGeom prst="rect">
+                      <a:avLst/>
+                    </a:prstGeom>
+                  </pic:spPr>
+                </pic:pic>
+              </a:graphicData>
+            </a:graphic>
+          </wp:inline>
+        </w:drawing>
+      </w:r>
+    </w:p>
+    <w:p>
+      <w:pPr>
+        <w:keepNext/>
+        <w:spacing w:after="120"/>
+      </w:pPr>
+      <w:r>
+        <w:rPr>
+          <w:b/>
+          <w:bCs/>
+        </w:rPr>
         <w:t xml:space="preserve">Like terms (Términos semejantes)</w:t>
       </w:r>
       <w:r>
-        <w:t xml:space="preserve"> — Terms with the same letter, like 2x and 5x.</w:t>
+        <w:t xml:space="preserve"> — Terms with the same letter raised to the same power, like 2x and 5x.</w:t>
       </w:r>
     </w:p>
     <w:p>
@@ -1115,7 +1178,7 @@
           <w:b/>
           <w:bCs/>
         </w:rPr>
-        <w:t xml:space="preserve">6. onLevel — Spot the Common Mistake</w:t>
+        <w:t xml:space="preserve">6. Spot the Common Mistake</w:t>
       </w:r>
     </w:p>
     <w:p>
@@ -1714,7 +1777,7 @@
           <w:b/>
           <w:bCs/>
         </w:rPr>
-        <w:t xml:space="preserve">6. onLevel — Spot the Common Mistake</w:t>
+        <w:t xml:space="preserve">6. Spot the Common Mistake</w:t>
       </w:r>
     </w:p>
     <w:p>
@@ -1731,6 +1794,14 @@
       </w:pPr>
       <w:r>
         <w:t xml:space="preserve">     Correct work: '8 divided by a number m' means start with 8 and divide it by m: 8 ÷ m. Division is not commutative, so order matters — m ÷ 8 means something different (a number m divided by 8).</w:t>
+      </w:r>
+    </w:p>
+    <w:p>
+      <w:pPr>
+        <w:spacing w:after="80" w:before="0"/>
+      </w:pPr>
+      <w:r>
+        <w:t xml:space="preserve">     Watch for: The expression step wrote the variable first, but "8 divided by a number m" starts with the 8 and splits it. Division is not commutative, so the correct translation is 8 ÷ m — with m = 2, 8 ÷ 2 = 4 while 2 ÷ 8 = 0.25.</w:t>
       </w:r>
     </w:p>
     <w:p>

--- a/lessons/6-5/homework.docx
+++ b/lessons/6-5/homework.docx
@@ -80,7 +80,7 @@
         <w:spacing w:after="60" w:before="0"/>
       </w:pPr>
       <w:r>
-        <w:t xml:space="preserve">Content: I can write algebraic expressions from words and real-world situations.</w:t>
+        <w:t xml:space="preserve">Content: I can write an algebraic expression for a real situation and evaluate it for a given value of the variable.</w:t>
       </w:r>
     </w:p>
     <w:p>
@@ -88,7 +88,7 @@
         <w:spacing w:after="60" w:before="0"/>
       </w:pPr>
       <w:r>
-        <w:t xml:space="preserve">Language: I can explain my expression using the words variable, coefficient, constant, and algebraic expression.</w:t>
+        <w:t xml:space="preserve">Language: I can explain my expression using the words variable, term, coefficient, constant, substitute, and evaluate.</w:t>
       </w:r>
     </w:p>
     <w:p>
@@ -484,6 +484,132 @@
     </w:p>
     <w:p>
       <w:pPr>
+        <w:keepNext/>
+        <w:spacing w:after="20" w:before="80"/>
+        <w:jc w:val="center"/>
+      </w:pPr>
+      <w:r>
+        <w:drawing>
+          <wp:inline distT="0" distB="0" distL="0" distR="0">
+            <wp:extent cx="1047750" cy="790575"/>
+            <wp:effectExtent t="0" r="0" b="0" l="0"/>
+            <wp:docPr id="1" name="" descr="" title=""/>
+            <wp:cNvGraphicFramePr>
+              <a:graphicFrameLocks xmlns:a="http://schemas.openxmlformats.org/drawingml/2006/main" noChangeAspect="1"/>
+            </wp:cNvGraphicFramePr>
+            <a:graphic xmlns:a="http://schemas.openxmlformats.org/drawingml/2006/main">
+              <a:graphicData uri="http://schemas.openxmlformats.org/drawingml/2006/picture">
+                <pic:pic xmlns:pic="http://schemas.openxmlformats.org/drawingml/2006/picture">
+                  <pic:nvPicPr>
+                    <pic:cNvPr id="0" name="" descr=""/>
+                    <pic:cNvPicPr>
+                      <a:picLocks noChangeAspect="1" noChangeArrowheads="1"/>
+                    </pic:cNvPicPr>
+                  </pic:nvPicPr>
+                  <pic:blipFill>
+                    <a:blip r:embed="rId13" cstate="none"/>
+                    <a:srcRect/>
+                    <a:stretch>
+                      <a:fillRect/>
+                    </a:stretch>
+                  </pic:blipFill>
+                  <pic:spPr bwMode="auto">
+                    <a:xfrm>
+                      <a:off x="0" y="0"/>
+                      <a:ext cx="1047750" cy="790575"/>
+                    </a:xfrm>
+                    <a:prstGeom prst="rect">
+                      <a:avLst/>
+                    </a:prstGeom>
+                  </pic:spPr>
+                </pic:pic>
+              </a:graphicData>
+            </a:graphic>
+          </wp:inline>
+        </w:drawing>
+      </w:r>
+    </w:p>
+    <w:p>
+      <w:pPr>
+        <w:keepNext/>
+        <w:spacing w:after="120"/>
+      </w:pPr>
+      <w:r>
+        <w:rPr>
+          <w:b/>
+          <w:bCs/>
+        </w:rPr>
+        <w:t xml:space="preserve">Substitute (Sustituir)</w:t>
+      </w:r>
+      <w:r>
+        <w:t xml:space="preserve"> — To replace a variable with a given number before working out the value.</w:t>
+      </w:r>
+    </w:p>
+    <w:p>
+      <w:pPr>
+        <w:keepNext/>
+        <w:spacing w:after="20" w:before="80"/>
+        <w:jc w:val="center"/>
+      </w:pPr>
+      <w:r>
+        <w:drawing>
+          <wp:inline distT="0" distB="0" distL="0" distR="0">
+            <wp:extent cx="1047750" cy="790575"/>
+            <wp:effectExtent t="0" r="0" b="0" l="0"/>
+            <wp:docPr id="1" name="" descr="" title=""/>
+            <wp:cNvGraphicFramePr>
+              <a:graphicFrameLocks xmlns:a="http://schemas.openxmlformats.org/drawingml/2006/main" noChangeAspect="1"/>
+            </wp:cNvGraphicFramePr>
+            <a:graphic xmlns:a="http://schemas.openxmlformats.org/drawingml/2006/main">
+              <a:graphicData uri="http://schemas.openxmlformats.org/drawingml/2006/picture">
+                <pic:pic xmlns:pic="http://schemas.openxmlformats.org/drawingml/2006/picture">
+                  <pic:nvPicPr>
+                    <pic:cNvPr id="0" name="" descr=""/>
+                    <pic:cNvPicPr>
+                      <a:picLocks noChangeAspect="1" noChangeArrowheads="1"/>
+                    </pic:cNvPicPr>
+                  </pic:nvPicPr>
+                  <pic:blipFill>
+                    <a:blip r:embed="rId9" cstate="none"/>
+                    <a:srcRect/>
+                    <a:stretch>
+                      <a:fillRect/>
+                    </a:stretch>
+                  </pic:blipFill>
+                  <pic:spPr bwMode="auto">
+                    <a:xfrm>
+                      <a:off x="0" y="0"/>
+                      <a:ext cx="1047750" cy="790575"/>
+                    </a:xfrm>
+                    <a:prstGeom prst="rect">
+                      <a:avLst/>
+                    </a:prstGeom>
+                  </pic:spPr>
+                </pic:pic>
+              </a:graphicData>
+            </a:graphic>
+          </wp:inline>
+        </w:drawing>
+      </w:r>
+    </w:p>
+    <w:p>
+      <w:pPr>
+        <w:keepNext/>
+        <w:spacing w:after="120"/>
+      </w:pPr>
+      <w:r>
+        <w:rPr>
+          <w:b/>
+          <w:bCs/>
+        </w:rPr>
+        <w:t xml:space="preserve">Evaluate (Evaluar)</w:t>
+      </w:r>
+      <w:r>
+        <w:t xml:space="preserve"> — To find what an expression is worth once every variable has a number, following the order of operations.</w:t>
+      </w:r>
+    </w:p>
+    <w:p>
+      <w:pPr>
         <w:pStyle w:val="Heading2"/>
         <w:spacing w:after="120" w:before="240"/>
       </w:pPr>
@@ -914,7 +1040,62 @@
           <w:b/>
           <w:bCs/>
         </w:rPr>
-        <w:t xml:space="preserve">5. Write an algebraic expression for each real-world situation.</w:t>
+        <w:t xml:space="preserve">5. The expression 8n + 15 gives the cost of n tickets plus a fee. What is the cost for 6 tickets?</w:t>
+      </w:r>
+    </w:p>
+    <w:p>
+      <w:pPr>
+        <w:spacing w:after="40" w:before="0"/>
+      </w:pPr>
+      <w:r>
+        <w:t xml:space="preserve">     A. $63</w:t>
+      </w:r>
+    </w:p>
+    <w:p>
+      <w:pPr>
+        <w:spacing w:after="40" w:before="0"/>
+      </w:pPr>
+      <w:r>
+        <w:t xml:space="preserve">     B. $138</w:t>
+      </w:r>
+    </w:p>
+    <w:p>
+      <w:pPr>
+        <w:spacing w:after="40" w:before="0"/>
+      </w:pPr>
+      <w:r>
+        <w:t xml:space="preserve">     C. $29</w:t>
+      </w:r>
+    </w:p>
+    <w:p>
+      <w:pPr>
+        <w:spacing w:after="40" w:before="0"/>
+      </w:pPr>
+      <w:r>
+        <w:t xml:space="preserve">     D. $48</w:t>
+      </w:r>
+    </w:p>
+    <w:p>
+      <w:pPr>
+        <w:spacing w:after="60" w:before="120"/>
+      </w:pPr>
+      <w:r>
+        <w:rPr>
+          <w:color w:val="BBBBBB"/>
+        </w:rPr>
+        <w:t xml:space="preserve">______________________________________________________________________</w:t>
+      </w:r>
+    </w:p>
+    <w:p>
+      <w:pPr>
+        <w:spacing w:after="80" w:before="0"/>
+      </w:pPr>
+      <w:r>
+        <w:rPr>
+          <w:b/>
+          <w:bCs/>
+        </w:rPr>
+        <w:t xml:space="preserve">6. Write an algebraic expression for each real-world situation.</w:t>
       </w:r>
     </w:p>
     <w:tbl>
@@ -1178,7 +1359,7 @@
           <w:b/>
           <w:bCs/>
         </w:rPr>
-        <w:t xml:space="preserve">6. Spot the Common Mistake</w:t>
+        <w:t xml:space="preserve">7. Spot the Common Mistake</w:t>
       </w:r>
     </w:p>
     <w:p>
@@ -1259,7 +1440,7 @@
           <w:b/>
           <w:bCs/>
         </w:rPr>
-        <w:t xml:space="preserve">7. Line 1: A lyric says '7 more than a number of beats n.' Which expression matches?</w:t>
+        <w:t xml:space="preserve">8. Line 1: A lyric says '7 more than a number of beats n.' Which expression matches?</w:t>
       </w:r>
     </w:p>
     <w:p>
@@ -1314,7 +1495,7 @@
           <w:b/>
           <w:bCs/>
         </w:rPr>
-        <w:t xml:space="preserve">8. Line 2: The chorus says '5 less than a number of tracks x.' Which expression matches?</w:t>
+        <w:t xml:space="preserve">9. Line 2: The chorus says '5 less than a number of tracks x.' Which expression matches?</w:t>
       </w:r>
     </w:p>
     <w:p>
@@ -1369,7 +1550,7 @@
           <w:b/>
           <w:bCs/>
         </w:rPr>
-        <w:t xml:space="preserve">9. Line 3: A verse says 'twice a number of speakers' (use s). Which expression matches?</w:t>
+        <w:t xml:space="preserve">10. Line 3: A verse says 'twice a number of speakers' (use s). Which expression matches?</w:t>
       </w:r>
     </w:p>
     <w:p>
@@ -1416,15 +1597,41 @@
       </w:r>
     </w:p>
     <w:p>
-      <w:pPr>
-        <w:spacing w:after="80" w:before="0"/>
-      </w:pPr>
-      <w:r>
-        <w:rPr>
-          <w:b/>
-          <w:bCs/>
-        </w:rPr>
-        <w:t xml:space="preserve">10. Sort each studio lyric by the operation its key word names.</w:t>
+      <w:r>
+        <w:br w:type="page"/>
+      </w:r>
+    </w:p>
+    <w:p>
+      <w:pPr>
+        <w:pStyle w:val="Heading1"/>
+        <w:spacing w:after="120"/>
+      </w:pPr>
+      <w:r>
+        <w:rPr>
+          <w:b/>
+          <w:bCs/>
+        </w:rPr>
+        <w:t xml:space="preserve">Answer Key (Teacher)</w:t>
+      </w:r>
+    </w:p>
+    <w:p>
+      <w:pPr>
+        <w:spacing w:after="40" w:before="0"/>
+      </w:pPr>
+      <w:r>
+        <w:rPr>
+          <w:b/>
+          <w:bCs/>
+        </w:rPr>
+        <w:t xml:space="preserve">1. A. 6n</w:t>
+      </w:r>
+    </w:p>
+    <w:p>
+      <w:pPr>
+        <w:spacing w:after="20" w:before="0"/>
+      </w:pPr>
+      <w:r>
+        <w:t xml:space="preserve">     'Product' means multiplication, so the product of 6 and n is 6n.</w:t>
       </w:r>
     </w:p>
     <w:p>
@@ -1436,96 +1643,19 @@
           <w:i/>
           <w:iCs/>
         </w:rPr>
-        <w:t xml:space="preserve">Groups: Addition   |   Subtraction   |   Multiplication   |   Division</w:t>
-      </w:r>
-    </w:p>
-    <w:p>
-      <w:pPr>
-        <w:spacing w:after="40" w:before="0"/>
-      </w:pPr>
-      <w:r>
-        <w:t xml:space="preserve">   • the sum of a number of mics m and 9   → __________________</w:t>
-      </w:r>
-    </w:p>
-    <w:p>
-      <w:pPr>
-        <w:spacing w:after="40" w:before="0"/>
-      </w:pPr>
-      <w:r>
-        <w:t xml:space="preserve">   • a number of riffs r increased by 6   → __________________</w:t>
-      </w:r>
-    </w:p>
-    <w:p>
-      <w:pPr>
-        <w:spacing w:after="40" w:before="0"/>
-      </w:pPr>
-      <w:r>
-        <w:t xml:space="preserve">   • 4 less than a number of solos j   → __________________</w:t>
-      </w:r>
-    </w:p>
-    <w:p>
-      <w:pPr>
-        <w:spacing w:after="40" w:before="0"/>
-      </w:pPr>
-      <w:r>
-        <w:t xml:space="preserve">   • a number of takes k decreased by 8   → __________________</w:t>
-      </w:r>
-    </w:p>
-    <w:p>
-      <w:pPr>
-        <w:spacing w:after="40" w:before="0"/>
-      </w:pPr>
-      <w:r>
-        <w:t xml:space="preserve">   • the product of 5 and a number of loops g   → __________________</w:t>
-      </w:r>
-    </w:p>
-    <w:p>
-      <w:pPr>
-        <w:spacing w:after="40" w:before="0"/>
-      </w:pPr>
-      <w:r>
-        <w:t xml:space="preserve">   • a number of verses v divided by 3   → __________________</w:t>
-      </w:r>
-    </w:p>
-    <w:p>
-      <w:pPr>
-        <w:spacing w:after="60" w:before="120"/>
-      </w:pPr>
-      <w:r>
-        <w:rPr>
-          <w:color w:val="BBBBBB"/>
-        </w:rPr>
-        <w:t xml:space="preserve">______________________________________________________________________</w:t>
-      </w:r>
-    </w:p>
-    <w:p>
-      <w:r>
-        <w:br w:type="page"/>
-      </w:r>
-    </w:p>
-    <w:p>
-      <w:pPr>
-        <w:pStyle w:val="Heading1"/>
-        <w:spacing w:after="120"/>
-      </w:pPr>
-      <w:r>
-        <w:rPr>
-          <w:b/>
-          <w:bCs/>
-        </w:rPr>
-        <w:t xml:space="preserve">Answer Key (Teacher)</w:t>
-      </w:r>
-    </w:p>
-    <w:p>
-      <w:pPr>
-        <w:spacing w:after="40" w:before="0"/>
-      </w:pPr>
-      <w:r>
-        <w:rPr>
-          <w:b/>
-          <w:bCs/>
-        </w:rPr>
-        <w:t xml:space="preserve">1. A. 6n</w:t>
+        <w:t xml:space="preserve">     Watch for: A common mistake in Write Algebraic Expressions is treating 'each' or 'per' as if it means add instead of multiply, and attaching the variable to the wrong number. For 'a $25 setup fee plus $8 per hour, h,' students often write 25 + 8 + h (adding all three numbers) or 25h + 8 (multiplying the flat fee by h) instead of the correct 8h + 25. Since $8 applies per hour, it must multiply the variable (8h), and the flat $25 fee is a constant added only once — check that the per-unit rate, not the flat fee, is the number multiplied by the variable.</w:t>
+      </w:r>
+    </w:p>
+    <w:p>
+      <w:pPr>
+        <w:spacing w:after="40" w:before="0"/>
+      </w:pPr>
+      <w:r>
+        <w:rPr>
+          <w:b/>
+          <w:bCs/>
+        </w:rPr>
+        <w:t xml:space="preserve">2. A. y − 9</w:t>
       </w:r>
     </w:p>
     <w:p>
@@ -1533,7 +1663,7 @@
         <w:spacing w:after="20" w:before="0"/>
       </w:pPr>
       <w:r>
-        <w:t xml:space="preserve">     'Product' means multiplication, so the product of 6 and n is 6n.</w:t>
+        <w:t xml:space="preserve">     'Less than' means subtract from the number, so it's y − 9.</w:t>
       </w:r>
     </w:p>
     <w:p>
@@ -1557,7 +1687,7 @@
           <w:b/>
           <w:bCs/>
         </w:rPr>
-        <w:t xml:space="preserve">2. A. y − 9</w:t>
+        <w:t xml:space="preserve">3. Correct groups:</w:t>
       </w:r>
     </w:p>
     <w:p>
@@ -1565,7 +1695,143 @@
         <w:spacing w:after="20" w:before="0"/>
       </w:pPr>
       <w:r>
-        <w:t xml:space="preserve">     'Less than' means subtract from the number, so it's y − 9.</w:t>
+        <w:t xml:space="preserve">     twice a number k → 2k → Correctly Matched</w:t>
+      </w:r>
+    </w:p>
+    <w:p>
+      <w:pPr>
+        <w:spacing w:after="20" w:before="0"/>
+      </w:pPr>
+      <w:r>
+        <w:t xml:space="preserve">     a number b divided by 5 → b ÷ 5 → Correctly Matched</w:t>
+      </w:r>
+    </w:p>
+    <w:p>
+      <w:pPr>
+        <w:spacing w:after="20" w:before="0"/>
+      </w:pPr>
+      <w:r>
+        <w:t xml:space="preserve">     the sum of a number d and 15 → d + 15 → Correctly Matched</w:t>
+      </w:r>
+    </w:p>
+    <w:p>
+      <w:pPr>
+        <w:spacing w:after="20" w:before="0"/>
+      </w:pPr>
+      <w:r>
+        <w:t xml:space="preserve">     10 decreased by a number r → 10 − r → Correctly Matched</w:t>
+      </w:r>
+    </w:p>
+    <w:p>
+      <w:pPr>
+        <w:spacing w:after="20" w:before="0"/>
+      </w:pPr>
+      <w:r>
+        <w:t xml:space="preserve">     4 more than triple a number c → 3c + 4 → Correctly Matched</w:t>
+      </w:r>
+    </w:p>
+    <w:p>
+      <w:pPr>
+        <w:spacing w:after="20" w:before="0"/>
+      </w:pPr>
+      <w:r>
+        <w:t xml:space="preserve">     half of a number h → h ÷ 2 → Correctly Matched</w:t>
+      </w:r>
+    </w:p>
+    <w:p>
+      <w:pPr>
+        <w:spacing w:after="40" w:before="0"/>
+      </w:pPr>
+      <w:r>
+        <w:t xml:space="preserve"/>
+      </w:r>
+    </w:p>
+    <w:p>
+      <w:pPr>
+        <w:spacing w:after="40" w:before="0"/>
+      </w:pPr>
+      <w:r>
+        <w:rPr>
+          <w:b/>
+          <w:bCs/>
+        </w:rPr>
+        <w:t xml:space="preserve">4. Matches:</w:t>
+      </w:r>
+    </w:p>
+    <w:p>
+      <w:pPr>
+        <w:spacing w:after="20" w:before="0"/>
+      </w:pPr>
+      <w:r>
+        <w:t xml:space="preserve">     the product of 5 and n → 5n</w:t>
+      </w:r>
+    </w:p>
+    <w:p>
+      <w:pPr>
+        <w:spacing w:after="20" w:before="0"/>
+      </w:pPr>
+      <w:r>
+        <w:t xml:space="preserve">     8 less than a number w → w − 8</w:t>
+      </w:r>
+    </w:p>
+    <w:p>
+      <w:pPr>
+        <w:spacing w:after="20" w:before="0"/>
+      </w:pPr>
+      <w:r>
+        <w:t xml:space="preserve">     a number p increased by 12 → p + 12</w:t>
+      </w:r>
+    </w:p>
+    <w:p>
+      <w:pPr>
+        <w:spacing w:after="20" w:before="0"/>
+      </w:pPr>
+      <w:r>
+        <w:t xml:space="preserve">     twice a number x, plus 3 → 2x + 3</w:t>
+      </w:r>
+    </w:p>
+    <w:p>
+      <w:pPr>
+        <w:spacing w:after="20" w:before="0"/>
+      </w:pPr>
+      <w:r>
+        <w:t xml:space="preserve">     a number y divided by 4 → y ÷ 4</w:t>
+      </w:r>
+    </w:p>
+    <w:p>
+      <w:pPr>
+        <w:spacing w:after="20" w:before="0"/>
+      </w:pPr>
+      <w:r>
+        <w:t xml:space="preserve">     7 more than a number z → z + 7</w:t>
+      </w:r>
+    </w:p>
+    <w:p>
+      <w:pPr>
+        <w:spacing w:after="40" w:before="0"/>
+      </w:pPr>
+      <w:r>
+        <w:t xml:space="preserve"/>
+      </w:r>
+    </w:p>
+    <w:p>
+      <w:pPr>
+        <w:spacing w:after="40" w:before="0"/>
+      </w:pPr>
+      <w:r>
+        <w:rPr>
+          <w:b/>
+          <w:bCs/>
+        </w:rPr>
+        <w:t xml:space="preserve">5. A. $63</w:t>
+      </w:r>
+    </w:p>
+    <w:p>
+      <w:pPr>
+        <w:spacing w:after="20" w:before="0"/>
+      </w:pPr>
+      <w:r>
+        <w:t xml:space="preserve">     Substitute n = 6: 8 × 6 + 15 = 48 + 15 = $63.</w:t>
       </w:r>
     </w:p>
     <w:p>
@@ -1589,7 +1855,7 @@
           <w:b/>
           <w:bCs/>
         </w:rPr>
-        <w:t xml:space="preserve">3. Correct groups:</w:t>
+        <w:t xml:space="preserve">6. Write an algebraic expression for each real-world situation.</w:t>
       </w:r>
     </w:p>
     <w:p>
@@ -1597,7 +1863,7 @@
         <w:spacing w:after="20" w:before="0"/>
       </w:pPr>
       <w:r>
-        <w:t xml:space="preserve">     twice a number k → 2k → Correctly Matched</w:t>
+        <w:t xml:space="preserve">     Movie tickets cost $12 each — Expression: 12t</w:t>
       </w:r>
     </w:p>
     <w:p>
@@ -1605,7 +1871,7 @@
         <w:spacing w:after="20" w:before="0"/>
       </w:pPr>
       <w:r>
-        <w:t xml:space="preserve">     a number b divided by 5 → b ÷ 5 → Correctly Matched</w:t>
+        <w:t xml:space="preserve">     You had $50 and spent some money — Expression: 50 − s</w:t>
       </w:r>
     </w:p>
     <w:p>
@@ -1613,7 +1879,7 @@
         <w:spacing w:after="20" w:before="0"/>
       </w:pPr>
       <w:r>
-        <w:t xml:space="preserve">     the sum of a number d and 15 → d + 15 → Correctly Matched</w:t>
+        <w:t xml:space="preserve">     Each student gets 3 pencils plus 2 erasers — Expression: 3n + 2n or 5n</w:t>
       </w:r>
     </w:p>
     <w:p>
@@ -1621,7 +1887,27 @@
         <w:spacing w:after="20" w:before="0"/>
       </w:pPr>
       <w:r>
-        <w:t xml:space="preserve">     10 decreased by a number r → 10 − r → Correctly Matched</w:t>
+        <w:t xml:space="preserve">     A pizza is split equally among friends — Expression: 24 ÷ f</w:t>
+      </w:r>
+    </w:p>
+    <w:p>
+      <w:pPr>
+        <w:spacing w:after="40" w:before="0"/>
+      </w:pPr>
+      <w:r>
+        <w:t xml:space="preserve"/>
+      </w:r>
+    </w:p>
+    <w:p>
+      <w:pPr>
+        <w:spacing w:after="40" w:before="0"/>
+      </w:pPr>
+      <w:r>
+        <w:rPr>
+          <w:b/>
+          <w:bCs/>
+        </w:rPr>
+        <w:t xml:space="preserve">7. Spot the Common Mistake</w:t>
       </w:r>
     </w:p>
     <w:p>
@@ -1629,7 +1915,7 @@
         <w:spacing w:after="20" w:before="0"/>
       </w:pPr>
       <w:r>
-        <w:t xml:space="preserve">     4 more than triple a number c → 3c + 4 → Correctly Matched</w:t>
+        <w:t xml:space="preserve">     The mistake is in Step 2.</w:t>
       </w:r>
     </w:p>
     <w:p>
@@ -1637,162 +1923,6 @@
         <w:spacing w:after="20" w:before="0"/>
       </w:pPr>
       <w:r>
-        <w:t xml:space="preserve">     half of a number h → h ÷ 2 → Correctly Matched</w:t>
-      </w:r>
-    </w:p>
-    <w:p>
-      <w:pPr>
-        <w:spacing w:after="40" w:before="0"/>
-      </w:pPr>
-      <w:r>
-        <w:t xml:space="preserve"/>
-      </w:r>
-    </w:p>
-    <w:p>
-      <w:pPr>
-        <w:spacing w:after="40" w:before="0"/>
-      </w:pPr>
-      <w:r>
-        <w:rPr>
-          <w:b/>
-          <w:bCs/>
-        </w:rPr>
-        <w:t xml:space="preserve">4. Matches:</w:t>
-      </w:r>
-    </w:p>
-    <w:p>
-      <w:pPr>
-        <w:spacing w:after="20" w:before="0"/>
-      </w:pPr>
-      <w:r>
-        <w:t xml:space="preserve">     the product of 5 and n → 5n</w:t>
-      </w:r>
-    </w:p>
-    <w:p>
-      <w:pPr>
-        <w:spacing w:after="20" w:before="0"/>
-      </w:pPr>
-      <w:r>
-        <w:t xml:space="preserve">     8 less than a number w → w − 8</w:t>
-      </w:r>
-    </w:p>
-    <w:p>
-      <w:pPr>
-        <w:spacing w:after="20" w:before="0"/>
-      </w:pPr>
-      <w:r>
-        <w:t xml:space="preserve">     a number p increased by 12 → p + 12</w:t>
-      </w:r>
-    </w:p>
-    <w:p>
-      <w:pPr>
-        <w:spacing w:after="20" w:before="0"/>
-      </w:pPr>
-      <w:r>
-        <w:t xml:space="preserve">     twice a number x, plus 3 → 2x + 3</w:t>
-      </w:r>
-    </w:p>
-    <w:p>
-      <w:pPr>
-        <w:spacing w:after="20" w:before="0"/>
-      </w:pPr>
-      <w:r>
-        <w:t xml:space="preserve">     a number y divided by 4 → y ÷ 4</w:t>
-      </w:r>
-    </w:p>
-    <w:p>
-      <w:pPr>
-        <w:spacing w:after="20" w:before="0"/>
-      </w:pPr>
-      <w:r>
-        <w:t xml:space="preserve">     7 more than a number z → z + 7</w:t>
-      </w:r>
-    </w:p>
-    <w:p>
-      <w:pPr>
-        <w:spacing w:after="40" w:before="0"/>
-      </w:pPr>
-      <w:r>
-        <w:t xml:space="preserve"/>
-      </w:r>
-    </w:p>
-    <w:p>
-      <w:pPr>
-        <w:spacing w:after="40" w:before="0"/>
-      </w:pPr>
-      <w:r>
-        <w:rPr>
-          <w:b/>
-          <w:bCs/>
-        </w:rPr>
-        <w:t xml:space="preserve">5. Write an algebraic expression for each real-world situation.</w:t>
-      </w:r>
-    </w:p>
-    <w:p>
-      <w:pPr>
-        <w:spacing w:after="20" w:before="0"/>
-      </w:pPr>
-      <w:r>
-        <w:t xml:space="preserve">     Movie tickets cost $12 each — Expression: 12t</w:t>
-      </w:r>
-    </w:p>
-    <w:p>
-      <w:pPr>
-        <w:spacing w:after="20" w:before="0"/>
-      </w:pPr>
-      <w:r>
-        <w:t xml:space="preserve">     You had $50 and spent some money — Expression: 50 − s</w:t>
-      </w:r>
-    </w:p>
-    <w:p>
-      <w:pPr>
-        <w:spacing w:after="20" w:before="0"/>
-      </w:pPr>
-      <w:r>
-        <w:t xml:space="preserve">     Each student gets 3 pencils plus 2 erasers — Expression: 3n + 2n or 5n</w:t>
-      </w:r>
-    </w:p>
-    <w:p>
-      <w:pPr>
-        <w:spacing w:after="20" w:before="0"/>
-      </w:pPr>
-      <w:r>
-        <w:t xml:space="preserve">     A pizza is split equally among friends — Expression: 24 ÷ f</w:t>
-      </w:r>
-    </w:p>
-    <w:p>
-      <w:pPr>
-        <w:spacing w:after="40" w:before="0"/>
-      </w:pPr>
-      <w:r>
-        <w:t xml:space="preserve"/>
-      </w:r>
-    </w:p>
-    <w:p>
-      <w:pPr>
-        <w:spacing w:after="40" w:before="0"/>
-      </w:pPr>
-      <w:r>
-        <w:rPr>
-          <w:b/>
-          <w:bCs/>
-        </w:rPr>
-        <w:t xml:space="preserve">6. Spot the Common Mistake</w:t>
-      </w:r>
-    </w:p>
-    <w:p>
-      <w:pPr>
-        <w:spacing w:after="20" w:before="0"/>
-      </w:pPr>
-      <w:r>
-        <w:t xml:space="preserve">     The mistake is in Step 2.</w:t>
-      </w:r>
-    </w:p>
-    <w:p>
-      <w:pPr>
-        <w:spacing w:after="20" w:before="0"/>
-      </w:pPr>
-      <w:r>
         <w:t xml:space="preserve">     Correct work: '8 divided by a number m' means start with 8 and divide it by m: 8 ÷ m. Division is not commutative, so order matters — m ÷ 8 means something different (a number m divided by 8).</w:t>
       </w:r>
     </w:p>
@@ -1813,7 +1943,7 @@
           <w:b/>
           <w:bCs/>
         </w:rPr>
-        <w:t xml:space="preserve">7. A. n + 7</w:t>
+        <w:t xml:space="preserve">8. A. n + 7</w:t>
       </w:r>
     </w:p>
     <w:p>
@@ -1845,7 +1975,7 @@
           <w:b/>
           <w:bCs/>
         </w:rPr>
-        <w:t xml:space="preserve">8. A. x − 5</w:t>
+        <w:t xml:space="preserve">9. A. x − 5</w:t>
       </w:r>
     </w:p>
     <w:p>
@@ -1877,7 +2007,7 @@
           <w:b/>
           <w:bCs/>
         </w:rPr>
-        <w:t xml:space="preserve">9. A. 2s</w:t>
+        <w:t xml:space="preserve">10. A. 2s</w:t>
       </w:r>
     </w:p>
     <w:p>
@@ -1898,74 +2028,6 @@
           <w:iCs/>
         </w:rPr>
         <w:t xml:space="preserve">     Watch for: A common mistake in Write Algebraic Expressions is treating 'each' or 'per' as if it means add instead of multiply, and attaching the variable to the wrong number. For 'a $25 setup fee plus $8 per hour, h,' students often write 25 + 8 + h (adding all three numbers) or 25h + 8 (multiplying the flat fee by h) instead of the correct 8h + 25. Since $8 applies per hour, it must multiply the variable (8h), and the flat $25 fee is a constant added only once — check that the per-unit rate, not the flat fee, is the number multiplied by the variable.</w:t>
-      </w:r>
-    </w:p>
-    <w:p>
-      <w:pPr>
-        <w:spacing w:after="40" w:before="0"/>
-      </w:pPr>
-      <w:r>
-        <w:rPr>
-          <w:b/>
-          <w:bCs/>
-        </w:rPr>
-        <w:t xml:space="preserve">10. Correct groups:</w:t>
-      </w:r>
-    </w:p>
-    <w:p>
-      <w:pPr>
-        <w:spacing w:after="20" w:before="0"/>
-      </w:pPr>
-      <w:r>
-        <w:t xml:space="preserve">     the sum of a number of mics m and 9 → Addition</w:t>
-      </w:r>
-    </w:p>
-    <w:p>
-      <w:pPr>
-        <w:spacing w:after="20" w:before="0"/>
-      </w:pPr>
-      <w:r>
-        <w:t xml:space="preserve">     a number of riffs r increased by 6 → Addition</w:t>
-      </w:r>
-    </w:p>
-    <w:p>
-      <w:pPr>
-        <w:spacing w:after="20" w:before="0"/>
-      </w:pPr>
-      <w:r>
-        <w:t xml:space="preserve">     4 less than a number of solos j → Subtraction</w:t>
-      </w:r>
-    </w:p>
-    <w:p>
-      <w:pPr>
-        <w:spacing w:after="20" w:before="0"/>
-      </w:pPr>
-      <w:r>
-        <w:t xml:space="preserve">     a number of takes k decreased by 8 → Subtraction</w:t>
-      </w:r>
-    </w:p>
-    <w:p>
-      <w:pPr>
-        <w:spacing w:after="20" w:before="0"/>
-      </w:pPr>
-      <w:r>
-        <w:t xml:space="preserve">     the product of 5 and a number of loops g → Multiplication</w:t>
-      </w:r>
-    </w:p>
-    <w:p>
-      <w:pPr>
-        <w:spacing w:after="20" w:before="0"/>
-      </w:pPr>
-      <w:r>
-        <w:t xml:space="preserve">     a number of verses v divided by 3 → Division</w:t>
-      </w:r>
-    </w:p>
-    <w:p>
-      <w:pPr>
-        <w:spacing w:after="40" w:before="0"/>
-      </w:pPr>
-      <w:r>
-        <w:t xml:space="preserve"/>
       </w:r>
     </w:p>
     <w:sectPr>
